--- a/AccessDBs/Архипов/Работа 8 в23/Отчёт.docx
+++ b/AccessDBs/Архипов/Работа 8 в23/Отчёт.docx
@@ -1,6 +1,6 @@
 
 <file path=word/document.xml><?xml version="1.0" encoding="utf-8"?>
-<w:document xmlns:wpc="http://schemas.microsoft.com/office/word/2010/wordprocessingCanvas" xmlns:cx="http://schemas.microsoft.com/office/drawing/2014/chartex" xmlns:cx1="http://schemas.microsoft.com/office/drawing/2015/9/8/chartex" xmlns:cx2="http://schemas.microsoft.com/office/drawing/2015/10/21/chartex" xmlns:cx3="http://schemas.microsoft.com/office/drawing/2016/5/9/chartex" xmlns:cx4="http://schemas.microsoft.com/office/drawing/2016/5/10/chartex" xmlns:cx5="http://schemas.microsoft.com/office/drawing/2016/5/11/chartex" xmlns:cx6="http://schemas.microsoft.com/office/drawing/2016/5/12/chartex" xmlns:cx7="http://schemas.microsoft.com/office/drawing/2016/5/13/chartex" xmlns:cx8="http://schemas.microsoft.com/office/drawing/2016/5/14/chartex" xmlns:mc="http://schemas.openxmlformats.org/markup-compatibility/2006" xmlns:aink="http://schemas.microsoft.com/office/drawing/2016/ink" xmlns:am3d="http://schemas.microsoft.com/office/drawing/2017/model3d" xmlns:o="urn:schemas-microsoft-com:office:office" xmlns:oel="http://schemas.microsoft.com/office/2019/extlst" xmlns:r="http://schemas.openxmlformats.org/officeDocument/2006/relationships" xmlns:m="http://schemas.openxmlformats.org/officeDocument/2006/math" xmlns:v="urn:schemas-microsoft-com:vml" xmlns:wp14="http://schemas.microsoft.com/office/word/2010/wordprocessingDrawing" xmlns:wp="http://schemas.openxmlformats.org/drawingml/2006/wordprocessingDrawing" xmlns:w10="urn:schemas-microsoft-com:office:word" xmlns:w="http://schemas.openxmlformats.org/wordprocessingml/2006/main" xmlns:w14="http://schemas.microsoft.com/office/word/2010/wordml" xmlns:w15="http://schemas.microsoft.com/office/word/2012/wordml" xmlns:w16cex="http://schemas.microsoft.com/office/word/2018/wordml/cex" xmlns:w16cid="http://schemas.microsoft.com/office/word/2016/wordml/cid" xmlns:w16="http://schemas.microsoft.com/office/word/2018/wordml" xmlns:w16du="http://schemas.microsoft.com/office/word/2023/wordml/word16du" xmlns:w16sdtdh="http://schemas.microsoft.com/office/word/2020/wordml/sdtdatahash" xmlns:w16sdtfl="http://schemas.microsoft.com/office/word/2024/wordml/sdtformatlock" xmlns:w16se="http://schemas.microsoft.com/office/word/2015/wordml/symex" xmlns:wpg="http://schemas.microsoft.com/office/word/2010/wordprocessingGroup" xmlns:wpi="http://schemas.microsoft.com/office/word/2010/wordprocessingInk" xmlns:wne="http://schemas.microsoft.com/office/word/2006/wordml" xmlns:wps="http://schemas.microsoft.com/office/word/2010/wordprocessingShape" mc:Ignorable="w14 w15 w16se w16cid w16 w16cex w16sdtdh w16sdtfl w16du wp14">
+<w:document xmlns:wpc="http://schemas.microsoft.com/office/word/2010/wordprocessingCanvas" xmlns:cx="http://schemas.microsoft.com/office/drawing/2014/chartex" xmlns:cx1="http://schemas.microsoft.com/office/drawing/2015/9/8/chartex" xmlns:cx2="http://schemas.microsoft.com/office/drawing/2015/10/21/chartex" xmlns:cx3="http://schemas.microsoft.com/office/drawing/2016/5/9/chartex" xmlns:cx4="http://schemas.microsoft.com/office/drawing/2016/5/10/chartex" xmlns:cx5="http://schemas.microsoft.com/office/drawing/2016/5/11/chartex" xmlns:cx6="http://schemas.microsoft.com/office/drawing/2016/5/12/chartex" xmlns:cx7="http://schemas.microsoft.com/office/drawing/2016/5/13/chartex" xmlns:cx8="http://schemas.microsoft.com/office/drawing/2016/5/14/chartex" xmlns:mc="http://schemas.openxmlformats.org/markup-compatibility/2006" xmlns:aink="http://schemas.microsoft.com/office/drawing/2016/ink" xmlns:am3d="http://schemas.microsoft.com/office/drawing/2017/model3d" xmlns:o="urn:schemas-microsoft-com:office:office" xmlns:r="http://schemas.openxmlformats.org/officeDocument/2006/relationships" xmlns:m="http://schemas.openxmlformats.org/officeDocument/2006/math" xmlns:v="urn:schemas-microsoft-com:vml" xmlns:wp14="http://schemas.microsoft.com/office/word/2010/wordprocessingDrawing" xmlns:wp="http://schemas.openxmlformats.org/drawingml/2006/wordprocessingDrawing" xmlns:w10="urn:schemas-microsoft-com:office:word" xmlns:w="http://schemas.openxmlformats.org/wordprocessingml/2006/main" xmlns:w14="http://schemas.microsoft.com/office/word/2010/wordml" xmlns:w15="http://schemas.microsoft.com/office/word/2012/wordml" xmlns:w16cex="http://schemas.microsoft.com/office/word/2018/wordml/cex" xmlns:w16cid="http://schemas.microsoft.com/office/word/2016/wordml/cid" xmlns:w16="http://schemas.microsoft.com/office/word/2018/wordml" xmlns:w16sdtdh="http://schemas.microsoft.com/office/word/2020/wordml/sdtdatahash" xmlns:w16se="http://schemas.microsoft.com/office/word/2015/wordml/symex" xmlns:wpg="http://schemas.microsoft.com/office/word/2010/wordprocessingGroup" xmlns:wpi="http://schemas.microsoft.com/office/word/2010/wordprocessingInk" xmlns:wne="http://schemas.microsoft.com/office/word/2006/wordml" xmlns:wps="http://schemas.microsoft.com/office/word/2010/wordprocessingShape" mc:Ignorable="w14 w15 w16se w16cid w16 w16cex w16sdtdh wp14">
   <w:background w:color="FFFFFF"/>
   <w:body>
     <w:p>
@@ -220,15 +220,7 @@
           <w:sz w:val="28"/>
           <w:szCs w:val="28"/>
         </w:rPr>
-        <w:t>О</w:t>
-      </w:r>
-      <w:r>
-        <w:rPr>
-          <w:rFonts w:ascii="Times New Roman" w:hAnsi="Times New Roman" w:cs="Times New Roman"/>
-          <w:sz w:val="28"/>
-          <w:szCs w:val="28"/>
-        </w:rPr>
-        <w:t>дин и тот же программный продукт может быть инсталлирован и деинсталлирован разными пользователями</w:t>
+        <w:t>Один и тот же программный продукт может быть инсталлирован и деинсталлирован разными пользователями</w:t>
       </w:r>
     </w:p>
     <w:p>
@@ -253,15 +245,7 @@
           <w:sz w:val="28"/>
           <w:szCs w:val="28"/>
         </w:rPr>
-        <w:t>О</w:t>
-      </w:r>
-      <w:r>
-        <w:rPr>
-          <w:rFonts w:ascii="Times New Roman" w:hAnsi="Times New Roman" w:cs="Times New Roman"/>
-          <w:sz w:val="28"/>
-          <w:szCs w:val="28"/>
-        </w:rPr>
-        <w:t>дин пользователь может инсталлировать и деинсталлировать различные программные продукты.</w:t>
+        <w:t>Один пользователь может инсталлировать и деинсталлировать различные программные продукты.</w:t>
       </w:r>
     </w:p>
     <w:p>
@@ -982,15 +966,71 @@
           <w:sz w:val="28"/>
           <w:szCs w:val="28"/>
         </w:rPr>
-        <w:t>Атрибуты сущности «Фирма»:</w:t>
-      </w:r>
-      <w:r>
-        <w:rPr>
-          <w:rFonts w:ascii="Times New Roman" w:hAnsi="Times New Roman" w:cs="Times New Roman"/>
-          <w:sz w:val="28"/>
-          <w:szCs w:val="28"/>
-        </w:rPr>
-        <w:t xml:space="preserve"> идентификатор фирмы, наименование фирмы, юридический адрес, страна, контактный телефон, электронная почта, официальный сайт.</w:t>
+        <w:t>Атрибуты сущности «</w:t>
+      </w:r>
+      <w:r>
+        <w:rPr>
+          <w:rFonts w:ascii="Times New Roman" w:hAnsi="Times New Roman" w:cs="Times New Roman"/>
+          <w:b/>
+          <w:bCs/>
+          <w:i/>
+          <w:iCs/>
+          <w:sz w:val="28"/>
+          <w:szCs w:val="28"/>
+        </w:rPr>
+        <w:t>Изготовитель</w:t>
+      </w:r>
+      <w:r>
+        <w:rPr>
+          <w:rFonts w:ascii="Times New Roman" w:hAnsi="Times New Roman" w:cs="Times New Roman"/>
+          <w:b/>
+          <w:bCs/>
+          <w:i/>
+          <w:iCs/>
+          <w:sz w:val="28"/>
+          <w:szCs w:val="28"/>
+        </w:rPr>
+        <w:t>»:</w:t>
+      </w:r>
+      <w:r>
+        <w:rPr>
+          <w:rFonts w:ascii="Times New Roman" w:hAnsi="Times New Roman" w:cs="Times New Roman"/>
+          <w:sz w:val="28"/>
+          <w:szCs w:val="28"/>
+        </w:rPr>
+        <w:t xml:space="preserve"> идентификатор</w:t>
+      </w:r>
+      <w:r>
+        <w:rPr>
+          <w:rFonts w:ascii="Times New Roman" w:hAnsi="Times New Roman" w:cs="Times New Roman"/>
+          <w:sz w:val="28"/>
+          <w:szCs w:val="28"/>
+        </w:rPr>
+        <w:t xml:space="preserve"> изготовителя</w:t>
+      </w:r>
+      <w:r>
+        <w:rPr>
+          <w:rFonts w:ascii="Times New Roman" w:hAnsi="Times New Roman" w:cs="Times New Roman"/>
+          <w:sz w:val="28"/>
+          <w:szCs w:val="28"/>
+        </w:rPr>
+        <w:t>, наименование</w:t>
+      </w:r>
+      <w:r>
+        <w:rPr>
+          <w:rFonts w:ascii="Times New Roman" w:hAnsi="Times New Roman" w:cs="Times New Roman"/>
+          <w:sz w:val="28"/>
+          <w:szCs w:val="28"/>
+        </w:rPr>
+        <w:t xml:space="preserve"> изготовителя</w:t>
+      </w:r>
+      <w:r>
+        <w:rPr>
+          <w:rFonts w:ascii="Times New Roman" w:hAnsi="Times New Roman" w:cs="Times New Roman"/>
+          <w:sz w:val="28"/>
+          <w:szCs w:val="28"/>
+        </w:rPr>
+        <w:t>, юридический адрес, страна, контактный телефон, электронная почта, официальный сайт.</w:t>
       </w:r>
     </w:p>
     <w:p>
@@ -1814,6 +1854,196 @@
           <w:szCs w:val="28"/>
         </w:rPr>
         <w:t>Добавить кнопку выхода из базы данных.</w:t>
+      </w:r>
+    </w:p>
+    <w:p>
+      <w:pPr>
+        <w:rPr>
+          <w:rFonts w:ascii="Times New Roman" w:hAnsi="Times New Roman" w:cs="Times New Roman"/>
+          <w:sz w:val="28"/>
+          <w:szCs w:val="28"/>
+        </w:rPr>
+      </w:pPr>
+      <w:r>
+        <w:rPr>
+          <w:rFonts w:ascii="Times New Roman" w:hAnsi="Times New Roman" w:cs="Times New Roman"/>
+          <w:sz w:val="28"/>
+          <w:szCs w:val="28"/>
+        </w:rPr>
+        <w:br w:type="page"/>
+      </w:r>
+    </w:p>
+    <w:p>
+      <w:pPr>
+        <w:rPr>
+          <w:rFonts w:ascii="Times New Roman" w:hAnsi="Times New Roman" w:cs="Times New Roman"/>
+          <w:sz w:val="28"/>
+          <w:szCs w:val="28"/>
+        </w:rPr>
+      </w:pPr>
+      <w:r>
+        <w:rPr>
+          <w:rFonts w:ascii="Times New Roman" w:hAnsi="Times New Roman" w:cs="Times New Roman"/>
+          <w:noProof/>
+          <w:sz w:val="28"/>
+          <w:szCs w:val="28"/>
+        </w:rPr>
+        <w:lastRenderedPageBreak/>
+        <w:drawing>
+          <wp:anchor distT="0" distB="0" distL="114300" distR="114300" simplePos="0" relativeHeight="251658240" behindDoc="0" locked="0" layoutInCell="1" allowOverlap="1" wp14:anchorId="0124C379" wp14:editId="18AD9022">
+            <wp:simplePos x="0" y="0"/>
+            <wp:positionH relativeFrom="page">
+              <wp:align>center</wp:align>
+            </wp:positionH>
+            <wp:positionV relativeFrom="paragraph">
+              <wp:posOffset>374443</wp:posOffset>
+            </wp:positionV>
+            <wp:extent cx="5932805" cy="3041015"/>
+            <wp:effectExtent l="0" t="0" r="0" b="6985"/>
+            <wp:wrapTopAndBottom/>
+            <wp:docPr id="1" name="Рисунок 1"/>
+            <wp:cNvGraphicFramePr>
+              <a:graphicFrameLocks xmlns:a="http://schemas.openxmlformats.org/drawingml/2006/main" noChangeAspect="1"/>
+            </wp:cNvGraphicFramePr>
+            <a:graphic xmlns:a="http://schemas.openxmlformats.org/drawingml/2006/main">
+              <a:graphicData uri="http://schemas.openxmlformats.org/drawingml/2006/picture">
+                <pic:pic xmlns:pic="http://schemas.openxmlformats.org/drawingml/2006/picture">
+                  <pic:nvPicPr>
+                    <pic:cNvPr id="0" name="Picture 1"/>
+                    <pic:cNvPicPr>
+                      <a:picLocks noChangeAspect="1" noChangeArrowheads="1"/>
+                    </pic:cNvPicPr>
+                  </pic:nvPicPr>
+                  <pic:blipFill>
+                    <a:blip r:embed="rId7">
+                      <a:extLst>
+                        <a:ext uri="{28A0092B-C50C-407E-A947-70E740481C1C}">
+                          <a14:useLocalDpi xmlns:a14="http://schemas.microsoft.com/office/drawing/2010/main" val="0"/>
+                        </a:ext>
+                      </a:extLst>
+                    </a:blip>
+                    <a:srcRect/>
+                    <a:stretch>
+                      <a:fillRect/>
+                    </a:stretch>
+                  </pic:blipFill>
+                  <pic:spPr bwMode="auto">
+                    <a:xfrm>
+                      <a:off x="0" y="0"/>
+                      <a:ext cx="5932805" cy="3041015"/>
+                    </a:xfrm>
+                    <a:prstGeom prst="rect">
+                      <a:avLst/>
+                    </a:prstGeom>
+                    <a:noFill/>
+                    <a:ln>
+                      <a:noFill/>
+                    </a:ln>
+                  </pic:spPr>
+                </pic:pic>
+              </a:graphicData>
+            </a:graphic>
+          </wp:anchor>
+        </w:drawing>
+      </w:r>
+      <w:r>
+        <w:rPr>
+          <w:rFonts w:ascii="Times New Roman" w:hAnsi="Times New Roman" w:cs="Times New Roman"/>
+          <w:sz w:val="28"/>
+          <w:szCs w:val="28"/>
+        </w:rPr>
+        <w:t>Концепт-диаграмма:</w:t>
+      </w:r>
+    </w:p>
+    <w:p>
+      <w:pPr>
+        <w:rPr>
+          <w:rFonts w:ascii="Times New Roman" w:hAnsi="Times New Roman" w:cs="Times New Roman"/>
+          <w:sz w:val="28"/>
+          <w:szCs w:val="28"/>
+        </w:rPr>
+      </w:pPr>
+      <w:r>
+        <w:rPr>
+          <w:rFonts w:ascii="Times New Roman" w:hAnsi="Times New Roman" w:cs="Times New Roman"/>
+          <w:noProof/>
+          <w:sz w:val="28"/>
+          <w:szCs w:val="28"/>
+        </w:rPr>
+        <w:drawing>
+          <wp:anchor distT="0" distB="0" distL="114300" distR="114300" simplePos="0" relativeHeight="251659264" behindDoc="0" locked="0" layoutInCell="1" allowOverlap="1" wp14:anchorId="64D7192C" wp14:editId="0A41E66B">
+            <wp:simplePos x="0" y="0"/>
+            <wp:positionH relativeFrom="page">
+              <wp:align>center</wp:align>
+            </wp:positionH>
+            <wp:positionV relativeFrom="paragraph">
+              <wp:posOffset>3406745</wp:posOffset>
+            </wp:positionV>
+            <wp:extent cx="5932805" cy="3700145"/>
+            <wp:effectExtent l="0" t="0" r="0" b="0"/>
+            <wp:wrapTopAndBottom/>
+            <wp:docPr id="2" name="Рисунок 2"/>
+            <wp:cNvGraphicFramePr>
+              <a:graphicFrameLocks xmlns:a="http://schemas.openxmlformats.org/drawingml/2006/main" noChangeAspect="1"/>
+            </wp:cNvGraphicFramePr>
+            <a:graphic xmlns:a="http://schemas.openxmlformats.org/drawingml/2006/main">
+              <a:graphicData uri="http://schemas.openxmlformats.org/drawingml/2006/picture">
+                <pic:pic xmlns:pic="http://schemas.openxmlformats.org/drawingml/2006/picture">
+                  <pic:nvPicPr>
+                    <pic:cNvPr id="0" name="Picture 2"/>
+                    <pic:cNvPicPr>
+                      <a:picLocks noChangeAspect="1" noChangeArrowheads="1"/>
+                    </pic:cNvPicPr>
+                  </pic:nvPicPr>
+                  <pic:blipFill>
+                    <a:blip r:embed="rId8">
+                      <a:extLst>
+                        <a:ext uri="{28A0092B-C50C-407E-A947-70E740481C1C}">
+                          <a14:useLocalDpi xmlns:a14="http://schemas.microsoft.com/office/drawing/2010/main" val="0"/>
+                        </a:ext>
+                      </a:extLst>
+                    </a:blip>
+                    <a:srcRect/>
+                    <a:stretch>
+                      <a:fillRect/>
+                    </a:stretch>
+                  </pic:blipFill>
+                  <pic:spPr bwMode="auto">
+                    <a:xfrm>
+                      <a:off x="0" y="0"/>
+                      <a:ext cx="5932805" cy="3700145"/>
+                    </a:xfrm>
+                    <a:prstGeom prst="rect">
+                      <a:avLst/>
+                    </a:prstGeom>
+                    <a:noFill/>
+                    <a:ln>
+                      <a:noFill/>
+                    </a:ln>
+                  </pic:spPr>
+                </pic:pic>
+              </a:graphicData>
+            </a:graphic>
+          </wp:anchor>
+        </w:drawing>
+      </w:r>
+      <w:proofErr w:type="spellStart"/>
+      <w:r>
+        <w:rPr>
+          <w:rFonts w:ascii="Times New Roman" w:hAnsi="Times New Roman" w:cs="Times New Roman"/>
+          <w:sz w:val="28"/>
+          <w:szCs w:val="28"/>
+        </w:rPr>
+        <w:t>Физ</w:t>
+      </w:r>
+      <w:proofErr w:type="spellEnd"/>
+      <w:r>
+        <w:rPr>
+          <w:rFonts w:ascii="Times New Roman" w:hAnsi="Times New Roman" w:cs="Times New Roman"/>
+          <w:sz w:val="28"/>
+          <w:szCs w:val="28"/>
+        </w:rPr>
+        <w:t>-диаграмма:</w:t>
       </w:r>
     </w:p>
     <w:sectPr>
@@ -1826,7 +2056,7 @@
 </file>
 
 <file path=word/endnotes.xml><?xml version="1.0" encoding="utf-8"?>
-<w:endnotes xmlns:wpc="http://schemas.microsoft.com/office/word/2010/wordprocessingCanvas" xmlns:cx="http://schemas.microsoft.com/office/drawing/2014/chartex" xmlns:cx1="http://schemas.microsoft.com/office/drawing/2015/9/8/chartex" xmlns:cx2="http://schemas.microsoft.com/office/drawing/2015/10/21/chartex" xmlns:cx3="http://schemas.microsoft.com/office/drawing/2016/5/9/chartex" xmlns:cx4="http://schemas.microsoft.com/office/drawing/2016/5/10/chartex" xmlns:cx5="http://schemas.microsoft.com/office/drawing/2016/5/11/chartex" xmlns:cx6="http://schemas.microsoft.com/office/drawing/2016/5/12/chartex" xmlns:cx7="http://schemas.microsoft.com/office/drawing/2016/5/13/chartex" xmlns:cx8="http://schemas.microsoft.com/office/drawing/2016/5/14/chartex" xmlns:mc="http://schemas.openxmlformats.org/markup-compatibility/2006" xmlns:aink="http://schemas.microsoft.com/office/drawing/2016/ink" xmlns:am3d="http://schemas.microsoft.com/office/drawing/2017/model3d" xmlns:o="urn:schemas-microsoft-com:office:office" xmlns:oel="http://schemas.microsoft.com/office/2019/extlst" xmlns:r="http://schemas.openxmlformats.org/officeDocument/2006/relationships" xmlns:m="http://schemas.openxmlformats.org/officeDocument/2006/math" xmlns:v="urn:schemas-microsoft-com:vml" xmlns:wp14="http://schemas.microsoft.com/office/word/2010/wordprocessingDrawing" xmlns:wp="http://schemas.openxmlformats.org/drawingml/2006/wordprocessingDrawing" xmlns:w10="urn:schemas-microsoft-com:office:word" xmlns:w="http://schemas.openxmlformats.org/wordprocessingml/2006/main" xmlns:w14="http://schemas.microsoft.com/office/word/2010/wordml" xmlns:w15="http://schemas.microsoft.com/office/word/2012/wordml" xmlns:w16cex="http://schemas.microsoft.com/office/word/2018/wordml/cex" xmlns:w16cid="http://schemas.microsoft.com/office/word/2016/wordml/cid" xmlns:w16="http://schemas.microsoft.com/office/word/2018/wordml" xmlns:w16du="http://schemas.microsoft.com/office/word/2023/wordml/word16du" xmlns:w16sdtdh="http://schemas.microsoft.com/office/word/2020/wordml/sdtdatahash" xmlns:w16sdtfl="http://schemas.microsoft.com/office/word/2024/wordml/sdtformatlock" xmlns:w16se="http://schemas.microsoft.com/office/word/2015/wordml/symex" xmlns:wpg="http://schemas.microsoft.com/office/word/2010/wordprocessingGroup" xmlns:wpi="http://schemas.microsoft.com/office/word/2010/wordprocessingInk" xmlns:wne="http://schemas.microsoft.com/office/word/2006/wordml" xmlns:wps="http://schemas.microsoft.com/office/word/2010/wordprocessingShape" mc:Ignorable="w14 w15 w16se w16cid w16 w16cex w16sdtdh w16sdtfl w16du wp14">
+<w:endnotes xmlns:wpc="http://schemas.microsoft.com/office/word/2010/wordprocessingCanvas" xmlns:cx="http://schemas.microsoft.com/office/drawing/2014/chartex" xmlns:cx1="http://schemas.microsoft.com/office/drawing/2015/9/8/chartex" xmlns:cx2="http://schemas.microsoft.com/office/drawing/2015/10/21/chartex" xmlns:cx3="http://schemas.microsoft.com/office/drawing/2016/5/9/chartex" xmlns:cx4="http://schemas.microsoft.com/office/drawing/2016/5/10/chartex" xmlns:cx5="http://schemas.microsoft.com/office/drawing/2016/5/11/chartex" xmlns:cx6="http://schemas.microsoft.com/office/drawing/2016/5/12/chartex" xmlns:cx7="http://schemas.microsoft.com/office/drawing/2016/5/13/chartex" xmlns:cx8="http://schemas.microsoft.com/office/drawing/2016/5/14/chartex" xmlns:mc="http://schemas.openxmlformats.org/markup-compatibility/2006" xmlns:aink="http://schemas.microsoft.com/office/drawing/2016/ink" xmlns:am3d="http://schemas.microsoft.com/office/drawing/2017/model3d" xmlns:o="urn:schemas-microsoft-com:office:office" xmlns:r="http://schemas.openxmlformats.org/officeDocument/2006/relationships" xmlns:m="http://schemas.openxmlformats.org/officeDocument/2006/math" xmlns:v="urn:schemas-microsoft-com:vml" xmlns:wp14="http://schemas.microsoft.com/office/word/2010/wordprocessingDrawing" xmlns:wp="http://schemas.openxmlformats.org/drawingml/2006/wordprocessingDrawing" xmlns:w10="urn:schemas-microsoft-com:office:word" xmlns:w="http://schemas.openxmlformats.org/wordprocessingml/2006/main" xmlns:w14="http://schemas.microsoft.com/office/word/2010/wordml" xmlns:w15="http://schemas.microsoft.com/office/word/2012/wordml" xmlns:w16cex="http://schemas.microsoft.com/office/word/2018/wordml/cex" xmlns:w16cid="http://schemas.microsoft.com/office/word/2016/wordml/cid" xmlns:w16="http://schemas.microsoft.com/office/word/2018/wordml" xmlns:w16sdtdh="http://schemas.microsoft.com/office/word/2020/wordml/sdtdatahash" xmlns:w16se="http://schemas.microsoft.com/office/word/2015/wordml/symex" xmlns:wpg="http://schemas.microsoft.com/office/word/2010/wordprocessingGroup" xmlns:wpi="http://schemas.microsoft.com/office/word/2010/wordprocessingInk" xmlns:wne="http://schemas.microsoft.com/office/word/2006/wordml" xmlns:wps="http://schemas.microsoft.com/office/word/2010/wordprocessingShape" mc:Ignorable="w14 w15 w16se w16cid w16 w16cex w16sdtdh wp14">
   <w:endnote w:type="separator" w:id="-1">
     <w:p>
       <w:r>
@@ -1845,7 +2075,7 @@
 </file>
 
 <file path=word/footnotes.xml><?xml version="1.0" encoding="utf-8"?>
-<w:footnotes xmlns:wpc="http://schemas.microsoft.com/office/word/2010/wordprocessingCanvas" xmlns:cx="http://schemas.microsoft.com/office/drawing/2014/chartex" xmlns:cx1="http://schemas.microsoft.com/office/drawing/2015/9/8/chartex" xmlns:cx2="http://schemas.microsoft.com/office/drawing/2015/10/21/chartex" xmlns:cx3="http://schemas.microsoft.com/office/drawing/2016/5/9/chartex" xmlns:cx4="http://schemas.microsoft.com/office/drawing/2016/5/10/chartex" xmlns:cx5="http://schemas.microsoft.com/office/drawing/2016/5/11/chartex" xmlns:cx6="http://schemas.microsoft.com/office/drawing/2016/5/12/chartex" xmlns:cx7="http://schemas.microsoft.com/office/drawing/2016/5/13/chartex" xmlns:cx8="http://schemas.microsoft.com/office/drawing/2016/5/14/chartex" xmlns:mc="http://schemas.openxmlformats.org/markup-compatibility/2006" xmlns:aink="http://schemas.microsoft.com/office/drawing/2016/ink" xmlns:am3d="http://schemas.microsoft.com/office/drawing/2017/model3d" xmlns:o="urn:schemas-microsoft-com:office:office" xmlns:oel="http://schemas.microsoft.com/office/2019/extlst" xmlns:r="http://schemas.openxmlformats.org/officeDocument/2006/relationships" xmlns:m="http://schemas.openxmlformats.org/officeDocument/2006/math" xmlns:v="urn:schemas-microsoft-com:vml" xmlns:wp14="http://schemas.microsoft.com/office/word/2010/wordprocessingDrawing" xmlns:wp="http://schemas.openxmlformats.org/drawingml/2006/wordprocessingDrawing" xmlns:w10="urn:schemas-microsoft-com:office:word" xmlns:w="http://schemas.openxmlformats.org/wordprocessingml/2006/main" xmlns:w14="http://schemas.microsoft.com/office/word/2010/wordml" xmlns:w15="http://schemas.microsoft.com/office/word/2012/wordml" xmlns:w16cex="http://schemas.microsoft.com/office/word/2018/wordml/cex" xmlns:w16cid="http://schemas.microsoft.com/office/word/2016/wordml/cid" xmlns:w16="http://schemas.microsoft.com/office/word/2018/wordml" xmlns:w16du="http://schemas.microsoft.com/office/word/2023/wordml/word16du" xmlns:w16sdtdh="http://schemas.microsoft.com/office/word/2020/wordml/sdtdatahash" xmlns:w16sdtfl="http://schemas.microsoft.com/office/word/2024/wordml/sdtformatlock" xmlns:w16se="http://schemas.microsoft.com/office/word/2015/wordml/symex" xmlns:wpg="http://schemas.microsoft.com/office/word/2010/wordprocessingGroup" xmlns:wpi="http://schemas.microsoft.com/office/word/2010/wordprocessingInk" xmlns:wne="http://schemas.microsoft.com/office/word/2006/wordml" xmlns:wps="http://schemas.microsoft.com/office/word/2010/wordprocessingShape" mc:Ignorable="w14 w15 w16se w16cid w16 w16cex w16sdtdh w16sdtfl w16du wp14">
+<w:footnotes xmlns:wpc="http://schemas.microsoft.com/office/word/2010/wordprocessingCanvas" xmlns:cx="http://schemas.microsoft.com/office/drawing/2014/chartex" xmlns:cx1="http://schemas.microsoft.com/office/drawing/2015/9/8/chartex" xmlns:cx2="http://schemas.microsoft.com/office/drawing/2015/10/21/chartex" xmlns:cx3="http://schemas.microsoft.com/office/drawing/2016/5/9/chartex" xmlns:cx4="http://schemas.microsoft.com/office/drawing/2016/5/10/chartex" xmlns:cx5="http://schemas.microsoft.com/office/drawing/2016/5/11/chartex" xmlns:cx6="http://schemas.microsoft.com/office/drawing/2016/5/12/chartex" xmlns:cx7="http://schemas.microsoft.com/office/drawing/2016/5/13/chartex" xmlns:cx8="http://schemas.microsoft.com/office/drawing/2016/5/14/chartex" xmlns:mc="http://schemas.openxmlformats.org/markup-compatibility/2006" xmlns:aink="http://schemas.microsoft.com/office/drawing/2016/ink" xmlns:am3d="http://schemas.microsoft.com/office/drawing/2017/model3d" xmlns:o="urn:schemas-microsoft-com:office:office" xmlns:r="http://schemas.openxmlformats.org/officeDocument/2006/relationships" xmlns:m="http://schemas.openxmlformats.org/officeDocument/2006/math" xmlns:v="urn:schemas-microsoft-com:vml" xmlns:wp14="http://schemas.microsoft.com/office/word/2010/wordprocessingDrawing" xmlns:wp="http://schemas.openxmlformats.org/drawingml/2006/wordprocessingDrawing" xmlns:w10="urn:schemas-microsoft-com:office:word" xmlns:w="http://schemas.openxmlformats.org/wordprocessingml/2006/main" xmlns:w14="http://schemas.microsoft.com/office/word/2010/wordml" xmlns:w15="http://schemas.microsoft.com/office/word/2012/wordml" xmlns:w16cex="http://schemas.microsoft.com/office/word/2018/wordml/cex" xmlns:w16cid="http://schemas.microsoft.com/office/word/2016/wordml/cid" xmlns:w16="http://schemas.microsoft.com/office/word/2018/wordml" xmlns:w16sdtdh="http://schemas.microsoft.com/office/word/2020/wordml/sdtdatahash" xmlns:w16se="http://schemas.microsoft.com/office/word/2015/wordml/symex" xmlns:wpg="http://schemas.microsoft.com/office/word/2010/wordprocessingGroup" xmlns:wpi="http://schemas.microsoft.com/office/word/2010/wordprocessingInk" xmlns:wne="http://schemas.microsoft.com/office/word/2006/wordml" xmlns:wps="http://schemas.microsoft.com/office/word/2010/wordprocessingShape" mc:Ignorable="w14 w15 w16se w16cid w16 w16cex w16sdtdh wp14">
   <w:footnote w:type="separator" w:id="-1">
     <w:p>
       <w:r>
@@ -1864,7 +2094,7 @@
 </file>
 
 <file path=word/numbering.xml><?xml version="1.0" encoding="utf-8"?>
-<w:numbering xmlns:wpc="http://schemas.microsoft.com/office/word/2010/wordprocessingCanvas" xmlns:cx="http://schemas.microsoft.com/office/drawing/2014/chartex" xmlns:cx1="http://schemas.microsoft.com/office/drawing/2015/9/8/chartex" xmlns:cx2="http://schemas.microsoft.com/office/drawing/2015/10/21/chartex" xmlns:cx3="http://schemas.microsoft.com/office/drawing/2016/5/9/chartex" xmlns:cx4="http://schemas.microsoft.com/office/drawing/2016/5/10/chartex" xmlns:cx5="http://schemas.microsoft.com/office/drawing/2016/5/11/chartex" xmlns:cx6="http://schemas.microsoft.com/office/drawing/2016/5/12/chartex" xmlns:cx7="http://schemas.microsoft.com/office/drawing/2016/5/13/chartex" xmlns:cx8="http://schemas.microsoft.com/office/drawing/2016/5/14/chartex" xmlns:mc="http://schemas.openxmlformats.org/markup-compatibility/2006" xmlns:aink="http://schemas.microsoft.com/office/drawing/2016/ink" xmlns:am3d="http://schemas.microsoft.com/office/drawing/2017/model3d" xmlns:o="urn:schemas-microsoft-com:office:office" xmlns:oel="http://schemas.microsoft.com/office/2019/extlst" xmlns:r="http://schemas.openxmlformats.org/officeDocument/2006/relationships" xmlns:m="http://schemas.openxmlformats.org/officeDocument/2006/math" xmlns:v="urn:schemas-microsoft-com:vml" xmlns:wp14="http://schemas.microsoft.com/office/word/2010/wordprocessingDrawing" xmlns:wp="http://schemas.openxmlformats.org/drawingml/2006/wordprocessingDrawing" xmlns:w10="urn:schemas-microsoft-com:office:word" xmlns:w="http://schemas.openxmlformats.org/wordprocessingml/2006/main" xmlns:w14="http://schemas.microsoft.com/office/word/2010/wordml" xmlns:w15="http://schemas.microsoft.com/office/word/2012/wordml" xmlns:w16cex="http://schemas.microsoft.com/office/word/2018/wordml/cex" xmlns:w16cid="http://schemas.microsoft.com/office/word/2016/wordml/cid" xmlns:w16="http://schemas.microsoft.com/office/word/2018/wordml" xmlns:w16du="http://schemas.microsoft.com/office/word/2023/wordml/word16du" xmlns:w16sdtdh="http://schemas.microsoft.com/office/word/2020/wordml/sdtdatahash" xmlns:w16sdtfl="http://schemas.microsoft.com/office/word/2024/wordml/sdtformatlock" xmlns:w16se="http://schemas.microsoft.com/office/word/2015/wordml/symex" xmlns:wpg="http://schemas.microsoft.com/office/word/2010/wordprocessingGroup" xmlns:wpi="http://schemas.microsoft.com/office/word/2010/wordprocessingInk" xmlns:wne="http://schemas.microsoft.com/office/word/2006/wordml" xmlns:wps="http://schemas.microsoft.com/office/word/2010/wordprocessingShape" mc:Ignorable="w14 w15 w16se w16cid w16 w16cex w16sdtdh w16sdtfl w16du wp14">
+<w:numbering xmlns:wpc="http://schemas.microsoft.com/office/word/2010/wordprocessingCanvas" xmlns:cx="http://schemas.microsoft.com/office/drawing/2014/chartex" xmlns:cx1="http://schemas.microsoft.com/office/drawing/2015/9/8/chartex" xmlns:cx2="http://schemas.microsoft.com/office/drawing/2015/10/21/chartex" xmlns:cx3="http://schemas.microsoft.com/office/drawing/2016/5/9/chartex" xmlns:cx4="http://schemas.microsoft.com/office/drawing/2016/5/10/chartex" xmlns:cx5="http://schemas.microsoft.com/office/drawing/2016/5/11/chartex" xmlns:cx6="http://schemas.microsoft.com/office/drawing/2016/5/12/chartex" xmlns:cx7="http://schemas.microsoft.com/office/drawing/2016/5/13/chartex" xmlns:cx8="http://schemas.microsoft.com/office/drawing/2016/5/14/chartex" xmlns:mc="http://schemas.openxmlformats.org/markup-compatibility/2006" xmlns:aink="http://schemas.microsoft.com/office/drawing/2016/ink" xmlns:am3d="http://schemas.microsoft.com/office/drawing/2017/model3d" xmlns:o="urn:schemas-microsoft-com:office:office" xmlns:r="http://schemas.openxmlformats.org/officeDocument/2006/relationships" xmlns:m="http://schemas.openxmlformats.org/officeDocument/2006/math" xmlns:v="urn:schemas-microsoft-com:vml" xmlns:wp14="http://schemas.microsoft.com/office/word/2010/wordprocessingDrawing" xmlns:wp="http://schemas.openxmlformats.org/drawingml/2006/wordprocessingDrawing" xmlns:w10="urn:schemas-microsoft-com:office:word" xmlns:w="http://schemas.openxmlformats.org/wordprocessingml/2006/main" xmlns:w14="http://schemas.microsoft.com/office/word/2010/wordml" xmlns:w15="http://schemas.microsoft.com/office/word/2012/wordml" xmlns:w16cex="http://schemas.microsoft.com/office/word/2018/wordml/cex" xmlns:w16cid="http://schemas.microsoft.com/office/word/2016/wordml/cid" xmlns:w16="http://schemas.microsoft.com/office/word/2018/wordml" xmlns:w16sdtdh="http://schemas.microsoft.com/office/word/2020/wordml/sdtdatahash" xmlns:w16se="http://schemas.microsoft.com/office/word/2015/wordml/symex" xmlns:wpg="http://schemas.microsoft.com/office/word/2010/wordprocessingGroup" xmlns:wpi="http://schemas.microsoft.com/office/word/2010/wordprocessingInk" xmlns:wne="http://schemas.microsoft.com/office/word/2006/wordml" xmlns:wps="http://schemas.microsoft.com/office/word/2010/wordprocessingShape" mc:Ignorable="w14 w15 w16se w16cid w16 w16cex w16sdtdh wp14">
   <w:abstractNum w:abstractNumId="0" w15:restartNumberingAfterBreak="0">
     <w:nsid w:val="00BF3B8F"/>
     <w:multiLevelType w:val="hybridMultilevel"/>
@@ -4513,77 +4743,77 @@
       </w:rPr>
     </w:lvl>
   </w:abstractNum>
-  <w:num w:numId="1" w16cid:durableId="1958832832">
+  <w:num w:numId="1">
     <w:abstractNumId w:val="2"/>
   </w:num>
-  <w:num w:numId="2" w16cid:durableId="1643850947">
+  <w:num w:numId="2">
     <w:abstractNumId w:val="17"/>
   </w:num>
-  <w:num w:numId="3" w16cid:durableId="444929622">
+  <w:num w:numId="3">
     <w:abstractNumId w:val="4"/>
   </w:num>
-  <w:num w:numId="4" w16cid:durableId="1478760746">
+  <w:num w:numId="4">
     <w:abstractNumId w:val="3"/>
   </w:num>
-  <w:num w:numId="5" w16cid:durableId="892891228">
+  <w:num w:numId="5">
     <w:abstractNumId w:val="6"/>
   </w:num>
-  <w:num w:numId="6" w16cid:durableId="767774925">
+  <w:num w:numId="6">
     <w:abstractNumId w:val="9"/>
   </w:num>
-  <w:num w:numId="7" w16cid:durableId="399249415">
+  <w:num w:numId="7">
     <w:abstractNumId w:val="21"/>
   </w:num>
-  <w:num w:numId="8" w16cid:durableId="1526626702">
+  <w:num w:numId="8">
     <w:abstractNumId w:val="5"/>
   </w:num>
-  <w:num w:numId="9" w16cid:durableId="1400131894">
+  <w:num w:numId="9">
     <w:abstractNumId w:val="12"/>
   </w:num>
-  <w:num w:numId="10" w16cid:durableId="2037538044">
+  <w:num w:numId="10">
     <w:abstractNumId w:val="16"/>
   </w:num>
-  <w:num w:numId="11" w16cid:durableId="187528957">
+  <w:num w:numId="11">
     <w:abstractNumId w:val="11"/>
   </w:num>
-  <w:num w:numId="12" w16cid:durableId="603461730">
+  <w:num w:numId="12">
     <w:abstractNumId w:val="8"/>
   </w:num>
-  <w:num w:numId="13" w16cid:durableId="585580174">
+  <w:num w:numId="13">
     <w:abstractNumId w:val="14"/>
   </w:num>
-  <w:num w:numId="14" w16cid:durableId="42874479">
+  <w:num w:numId="14">
     <w:abstractNumId w:val="18"/>
   </w:num>
-  <w:num w:numId="15" w16cid:durableId="321784802">
+  <w:num w:numId="15">
     <w:abstractNumId w:val="20"/>
   </w:num>
-  <w:num w:numId="16" w16cid:durableId="876888902">
+  <w:num w:numId="16">
     <w:abstractNumId w:val="13"/>
   </w:num>
-  <w:num w:numId="17" w16cid:durableId="1598826651">
+  <w:num w:numId="17">
     <w:abstractNumId w:val="15"/>
   </w:num>
-  <w:num w:numId="18" w16cid:durableId="1200782956">
+  <w:num w:numId="18">
     <w:abstractNumId w:val="7"/>
   </w:num>
-  <w:num w:numId="19" w16cid:durableId="453646180">
+  <w:num w:numId="19">
     <w:abstractNumId w:val="19"/>
   </w:num>
-  <w:num w:numId="20" w16cid:durableId="730083183">
+  <w:num w:numId="20">
     <w:abstractNumId w:val="0"/>
   </w:num>
-  <w:num w:numId="21" w16cid:durableId="459345519">
+  <w:num w:numId="21">
     <w:abstractNumId w:val="10"/>
   </w:num>
-  <w:num w:numId="22" w16cid:durableId="666715352">
+  <w:num w:numId="22">
     <w:abstractNumId w:val="1"/>
   </w:num>
 </w:numbering>
 </file>
 
 <file path=word/styles.xml><?xml version="1.0" encoding="utf-8"?>
-<w:styles xmlns:mc="http://schemas.openxmlformats.org/markup-compatibility/2006" xmlns:r="http://schemas.openxmlformats.org/officeDocument/2006/relationships" xmlns:w="http://schemas.openxmlformats.org/wordprocessingml/2006/main" xmlns:w14="http://schemas.microsoft.com/office/word/2010/wordml" xmlns:w15="http://schemas.microsoft.com/office/word/2012/wordml" xmlns:w16cex="http://schemas.microsoft.com/office/word/2018/wordml/cex" xmlns:w16cid="http://schemas.microsoft.com/office/word/2016/wordml/cid" xmlns:w16="http://schemas.microsoft.com/office/word/2018/wordml" xmlns:w16du="http://schemas.microsoft.com/office/word/2023/wordml/word16du" xmlns:w16sdtdh="http://schemas.microsoft.com/office/word/2020/wordml/sdtdatahash" xmlns:w16sdtfl="http://schemas.microsoft.com/office/word/2024/wordml/sdtformatlock" xmlns:w16se="http://schemas.microsoft.com/office/word/2015/wordml/symex" mc:Ignorable="w14 w15 w16se w16cid w16 w16cex w16sdtdh w16sdtfl w16du">
+<w:styles xmlns:mc="http://schemas.openxmlformats.org/markup-compatibility/2006" xmlns:r="http://schemas.openxmlformats.org/officeDocument/2006/relationships" xmlns:w="http://schemas.openxmlformats.org/wordprocessingml/2006/main" xmlns:w14="http://schemas.microsoft.com/office/word/2010/wordml" xmlns:w15="http://schemas.microsoft.com/office/word/2012/wordml" xmlns:w16cex="http://schemas.microsoft.com/office/word/2018/wordml/cex" xmlns:w16cid="http://schemas.microsoft.com/office/word/2016/wordml/cid" xmlns:w16="http://schemas.microsoft.com/office/word/2018/wordml" xmlns:w16sdtdh="http://schemas.microsoft.com/office/word/2020/wordml/sdtdatahash" xmlns:w16se="http://schemas.microsoft.com/office/word/2015/wordml/symex" mc:Ignorable="w14 w15 w16se w16cid w16 w16cex w16sdtdh">
   <w:docDefaults>
     <w:rPrDefault>
       <w:rPr>
@@ -5162,6 +5392,7 @@
   <w:style w:type="character" w:default="1" w:styleId="a0">
     <w:name w:val="Default Paragraph Font"/>
     <w:uiPriority w:val="1"/>
+    <w:semiHidden/>
     <w:unhideWhenUsed/>
   </w:style>
   <w:style w:type="table" w:default="1" w:styleId="a1">

--- a/AccessDBs/Архипов/Работа 8 в23/Отчёт.docx
+++ b/AccessDBs/Архипов/Работа 8 в23/Отчёт.docx
@@ -1,6 +1,6 @@
 
 <file path=word/document.xml><?xml version="1.0" encoding="utf-8"?>
-<w:document xmlns:wpc="http://schemas.microsoft.com/office/word/2010/wordprocessingCanvas" xmlns:cx="http://schemas.microsoft.com/office/drawing/2014/chartex" xmlns:cx1="http://schemas.microsoft.com/office/drawing/2015/9/8/chartex" xmlns:cx2="http://schemas.microsoft.com/office/drawing/2015/10/21/chartex" xmlns:cx3="http://schemas.microsoft.com/office/drawing/2016/5/9/chartex" xmlns:cx4="http://schemas.microsoft.com/office/drawing/2016/5/10/chartex" xmlns:cx5="http://schemas.microsoft.com/office/drawing/2016/5/11/chartex" xmlns:cx6="http://schemas.microsoft.com/office/drawing/2016/5/12/chartex" xmlns:cx7="http://schemas.microsoft.com/office/drawing/2016/5/13/chartex" xmlns:cx8="http://schemas.microsoft.com/office/drawing/2016/5/14/chartex" xmlns:mc="http://schemas.openxmlformats.org/markup-compatibility/2006" xmlns:aink="http://schemas.microsoft.com/office/drawing/2016/ink" xmlns:am3d="http://schemas.microsoft.com/office/drawing/2017/model3d" xmlns:o="urn:schemas-microsoft-com:office:office" xmlns:r="http://schemas.openxmlformats.org/officeDocument/2006/relationships" xmlns:m="http://schemas.openxmlformats.org/officeDocument/2006/math" xmlns:v="urn:schemas-microsoft-com:vml" xmlns:wp14="http://schemas.microsoft.com/office/word/2010/wordprocessingDrawing" xmlns:wp="http://schemas.openxmlformats.org/drawingml/2006/wordprocessingDrawing" xmlns:w10="urn:schemas-microsoft-com:office:word" xmlns:w="http://schemas.openxmlformats.org/wordprocessingml/2006/main" xmlns:w14="http://schemas.microsoft.com/office/word/2010/wordml" xmlns:w15="http://schemas.microsoft.com/office/word/2012/wordml" xmlns:w16cex="http://schemas.microsoft.com/office/word/2018/wordml/cex" xmlns:w16cid="http://schemas.microsoft.com/office/word/2016/wordml/cid" xmlns:w16="http://schemas.microsoft.com/office/word/2018/wordml" xmlns:w16sdtdh="http://schemas.microsoft.com/office/word/2020/wordml/sdtdatahash" xmlns:w16se="http://schemas.microsoft.com/office/word/2015/wordml/symex" xmlns:wpg="http://schemas.microsoft.com/office/word/2010/wordprocessingGroup" xmlns:wpi="http://schemas.microsoft.com/office/word/2010/wordprocessingInk" xmlns:wne="http://schemas.microsoft.com/office/word/2006/wordml" xmlns:wps="http://schemas.microsoft.com/office/word/2010/wordprocessingShape" mc:Ignorable="w14 w15 w16se w16cid w16 w16cex w16sdtdh wp14">
+<w:document xmlns:wpc="http://schemas.microsoft.com/office/word/2010/wordprocessingCanvas" xmlns:cx="http://schemas.microsoft.com/office/drawing/2014/chartex" xmlns:cx1="http://schemas.microsoft.com/office/drawing/2015/9/8/chartex" xmlns:cx2="http://schemas.microsoft.com/office/drawing/2015/10/21/chartex" xmlns:cx3="http://schemas.microsoft.com/office/drawing/2016/5/9/chartex" xmlns:cx4="http://schemas.microsoft.com/office/drawing/2016/5/10/chartex" xmlns:cx5="http://schemas.microsoft.com/office/drawing/2016/5/11/chartex" xmlns:cx6="http://schemas.microsoft.com/office/drawing/2016/5/12/chartex" xmlns:cx7="http://schemas.microsoft.com/office/drawing/2016/5/13/chartex" xmlns:cx8="http://schemas.microsoft.com/office/drawing/2016/5/14/chartex" xmlns:mc="http://schemas.openxmlformats.org/markup-compatibility/2006" xmlns:aink="http://schemas.microsoft.com/office/drawing/2016/ink" xmlns:am3d="http://schemas.microsoft.com/office/drawing/2017/model3d" xmlns:o="urn:schemas-microsoft-com:office:office" xmlns:oel="http://schemas.microsoft.com/office/2019/extlst" xmlns:r="http://schemas.openxmlformats.org/officeDocument/2006/relationships" xmlns:m="http://schemas.openxmlformats.org/officeDocument/2006/math" xmlns:v="urn:schemas-microsoft-com:vml" xmlns:wp14="http://schemas.microsoft.com/office/word/2010/wordprocessingDrawing" xmlns:wp="http://schemas.openxmlformats.org/drawingml/2006/wordprocessingDrawing" xmlns:w10="urn:schemas-microsoft-com:office:word" xmlns:w="http://schemas.openxmlformats.org/wordprocessingml/2006/main" xmlns:w14="http://schemas.microsoft.com/office/word/2010/wordml" xmlns:w15="http://schemas.microsoft.com/office/word/2012/wordml" xmlns:w16cex="http://schemas.microsoft.com/office/word/2018/wordml/cex" xmlns:w16cid="http://schemas.microsoft.com/office/word/2016/wordml/cid" xmlns:w16="http://schemas.microsoft.com/office/word/2018/wordml" xmlns:w16du="http://schemas.microsoft.com/office/word/2023/wordml/word16du" xmlns:w16sdtdh="http://schemas.microsoft.com/office/word/2020/wordml/sdtdatahash" xmlns:w16sdtfl="http://schemas.microsoft.com/office/word/2024/wordml/sdtformatlock" xmlns:w16se="http://schemas.microsoft.com/office/word/2015/wordml/symex" xmlns:wpg="http://schemas.microsoft.com/office/word/2010/wordprocessingGroup" xmlns:wpi="http://schemas.microsoft.com/office/word/2010/wordprocessingInk" xmlns:wne="http://schemas.microsoft.com/office/word/2006/wordml" xmlns:wps="http://schemas.microsoft.com/office/word/2010/wordprocessingShape" mc:Ignorable="w14 w15 w16se w16cid w16 w16cex w16sdtdh w16sdtfl w16du wp14">
   <w:background w:color="FFFFFF"/>
   <w:body>
     <w:p>
@@ -1890,7 +1890,7 @@
         </w:rPr>
         <w:lastRenderedPageBreak/>
         <w:drawing>
-          <wp:anchor distT="0" distB="0" distL="114300" distR="114300" simplePos="0" relativeHeight="251658240" behindDoc="0" locked="0" layoutInCell="1" allowOverlap="1" wp14:anchorId="0124C379" wp14:editId="18AD9022">
+          <wp:anchor distT="0" distB="0" distL="114300" distR="114300" simplePos="0" relativeHeight="251658240" behindDoc="0" locked="0" layoutInCell="1" allowOverlap="1" wp14:anchorId="0124C379" wp14:editId="1CD62615">
             <wp:simplePos x="0" y="0"/>
             <wp:positionH relativeFrom="page">
               <wp:align>center</wp:align>
@@ -1971,18 +1971,18 @@
           <w:szCs w:val="28"/>
         </w:rPr>
         <w:drawing>
-          <wp:anchor distT="0" distB="0" distL="114300" distR="114300" simplePos="0" relativeHeight="251659264" behindDoc="0" locked="0" layoutInCell="1" allowOverlap="1" wp14:anchorId="64D7192C" wp14:editId="0A41E66B">
+          <wp:anchor distT="0" distB="0" distL="114300" distR="114300" simplePos="0" relativeHeight="251659264" behindDoc="0" locked="0" layoutInCell="1" allowOverlap="1" wp14:anchorId="5C0836D2" wp14:editId="2BED3E8E">
             <wp:simplePos x="0" y="0"/>
             <wp:positionH relativeFrom="page">
               <wp:align>center</wp:align>
             </wp:positionH>
             <wp:positionV relativeFrom="paragraph">
-              <wp:posOffset>3406745</wp:posOffset>
+              <wp:posOffset>3389630</wp:posOffset>
             </wp:positionV>
-            <wp:extent cx="5932805" cy="3700145"/>
-            <wp:effectExtent l="0" t="0" r="0" b="0"/>
+            <wp:extent cx="5934075" cy="3409950"/>
+            <wp:effectExtent l="0" t="0" r="9525" b="0"/>
             <wp:wrapTopAndBottom/>
-            <wp:docPr id="2" name="Рисунок 2"/>
+            <wp:docPr id="1913349985" name="Рисунок 1"/>
             <wp:cNvGraphicFramePr>
               <a:graphicFrameLocks xmlns:a="http://schemas.openxmlformats.org/drawingml/2006/main" noChangeAspect="1"/>
             </wp:cNvGraphicFramePr>
@@ -1990,7 +1990,7 @@
               <a:graphicData uri="http://schemas.openxmlformats.org/drawingml/2006/picture">
                 <pic:pic xmlns:pic="http://schemas.openxmlformats.org/drawingml/2006/picture">
                   <pic:nvPicPr>
-                    <pic:cNvPr id="0" name="Picture 2"/>
+                    <pic:cNvPr id="0" name="Picture 1"/>
                     <pic:cNvPicPr>
                       <a:picLocks noChangeAspect="1" noChangeArrowheads="1"/>
                     </pic:cNvPicPr>
@@ -2011,7 +2011,7 @@
                   <pic:spPr bwMode="auto">
                     <a:xfrm>
                       <a:off x="0" y="0"/>
-                      <a:ext cx="5932805" cy="3700145"/>
+                      <a:ext cx="5934075" cy="3409950"/>
                     </a:xfrm>
                     <a:prstGeom prst="rect">
                       <a:avLst/>
@@ -2056,7 +2056,7 @@
 </file>
 
 <file path=word/endnotes.xml><?xml version="1.0" encoding="utf-8"?>
-<w:endnotes xmlns:wpc="http://schemas.microsoft.com/office/word/2010/wordprocessingCanvas" xmlns:cx="http://schemas.microsoft.com/office/drawing/2014/chartex" xmlns:cx1="http://schemas.microsoft.com/office/drawing/2015/9/8/chartex" xmlns:cx2="http://schemas.microsoft.com/office/drawing/2015/10/21/chartex" xmlns:cx3="http://schemas.microsoft.com/office/drawing/2016/5/9/chartex" xmlns:cx4="http://schemas.microsoft.com/office/drawing/2016/5/10/chartex" xmlns:cx5="http://schemas.microsoft.com/office/drawing/2016/5/11/chartex" xmlns:cx6="http://schemas.microsoft.com/office/drawing/2016/5/12/chartex" xmlns:cx7="http://schemas.microsoft.com/office/drawing/2016/5/13/chartex" xmlns:cx8="http://schemas.microsoft.com/office/drawing/2016/5/14/chartex" xmlns:mc="http://schemas.openxmlformats.org/markup-compatibility/2006" xmlns:aink="http://schemas.microsoft.com/office/drawing/2016/ink" xmlns:am3d="http://schemas.microsoft.com/office/drawing/2017/model3d" xmlns:o="urn:schemas-microsoft-com:office:office" xmlns:r="http://schemas.openxmlformats.org/officeDocument/2006/relationships" xmlns:m="http://schemas.openxmlformats.org/officeDocument/2006/math" xmlns:v="urn:schemas-microsoft-com:vml" xmlns:wp14="http://schemas.microsoft.com/office/word/2010/wordprocessingDrawing" xmlns:wp="http://schemas.openxmlformats.org/drawingml/2006/wordprocessingDrawing" xmlns:w10="urn:schemas-microsoft-com:office:word" xmlns:w="http://schemas.openxmlformats.org/wordprocessingml/2006/main" xmlns:w14="http://schemas.microsoft.com/office/word/2010/wordml" xmlns:w15="http://schemas.microsoft.com/office/word/2012/wordml" xmlns:w16cex="http://schemas.microsoft.com/office/word/2018/wordml/cex" xmlns:w16cid="http://schemas.microsoft.com/office/word/2016/wordml/cid" xmlns:w16="http://schemas.microsoft.com/office/word/2018/wordml" xmlns:w16sdtdh="http://schemas.microsoft.com/office/word/2020/wordml/sdtdatahash" xmlns:w16se="http://schemas.microsoft.com/office/word/2015/wordml/symex" xmlns:wpg="http://schemas.microsoft.com/office/word/2010/wordprocessingGroup" xmlns:wpi="http://schemas.microsoft.com/office/word/2010/wordprocessingInk" xmlns:wne="http://schemas.microsoft.com/office/word/2006/wordml" xmlns:wps="http://schemas.microsoft.com/office/word/2010/wordprocessingShape" mc:Ignorable="w14 w15 w16se w16cid w16 w16cex w16sdtdh wp14">
+<w:endnotes xmlns:wpc="http://schemas.microsoft.com/office/word/2010/wordprocessingCanvas" xmlns:cx="http://schemas.microsoft.com/office/drawing/2014/chartex" xmlns:cx1="http://schemas.microsoft.com/office/drawing/2015/9/8/chartex" xmlns:cx2="http://schemas.microsoft.com/office/drawing/2015/10/21/chartex" xmlns:cx3="http://schemas.microsoft.com/office/drawing/2016/5/9/chartex" xmlns:cx4="http://schemas.microsoft.com/office/drawing/2016/5/10/chartex" xmlns:cx5="http://schemas.microsoft.com/office/drawing/2016/5/11/chartex" xmlns:cx6="http://schemas.microsoft.com/office/drawing/2016/5/12/chartex" xmlns:cx7="http://schemas.microsoft.com/office/drawing/2016/5/13/chartex" xmlns:cx8="http://schemas.microsoft.com/office/drawing/2016/5/14/chartex" xmlns:mc="http://schemas.openxmlformats.org/markup-compatibility/2006" xmlns:aink="http://schemas.microsoft.com/office/drawing/2016/ink" xmlns:am3d="http://schemas.microsoft.com/office/drawing/2017/model3d" xmlns:o="urn:schemas-microsoft-com:office:office" xmlns:oel="http://schemas.microsoft.com/office/2019/extlst" xmlns:r="http://schemas.openxmlformats.org/officeDocument/2006/relationships" xmlns:m="http://schemas.openxmlformats.org/officeDocument/2006/math" xmlns:v="urn:schemas-microsoft-com:vml" xmlns:wp14="http://schemas.microsoft.com/office/word/2010/wordprocessingDrawing" xmlns:wp="http://schemas.openxmlformats.org/drawingml/2006/wordprocessingDrawing" xmlns:w10="urn:schemas-microsoft-com:office:word" xmlns:w="http://schemas.openxmlformats.org/wordprocessingml/2006/main" xmlns:w14="http://schemas.microsoft.com/office/word/2010/wordml" xmlns:w15="http://schemas.microsoft.com/office/word/2012/wordml" xmlns:w16cex="http://schemas.microsoft.com/office/word/2018/wordml/cex" xmlns:w16cid="http://schemas.microsoft.com/office/word/2016/wordml/cid" xmlns:w16="http://schemas.microsoft.com/office/word/2018/wordml" xmlns:w16du="http://schemas.microsoft.com/office/word/2023/wordml/word16du" xmlns:w16sdtdh="http://schemas.microsoft.com/office/word/2020/wordml/sdtdatahash" xmlns:w16sdtfl="http://schemas.microsoft.com/office/word/2024/wordml/sdtformatlock" xmlns:w16se="http://schemas.microsoft.com/office/word/2015/wordml/symex" xmlns:wpg="http://schemas.microsoft.com/office/word/2010/wordprocessingGroup" xmlns:wpi="http://schemas.microsoft.com/office/word/2010/wordprocessingInk" xmlns:wne="http://schemas.microsoft.com/office/word/2006/wordml" xmlns:wps="http://schemas.microsoft.com/office/word/2010/wordprocessingShape" mc:Ignorable="w14 w15 w16se w16cid w16 w16cex w16sdtdh w16sdtfl w16du wp14">
   <w:endnote w:type="separator" w:id="-1">
     <w:p>
       <w:r>
@@ -2075,7 +2075,7 @@
 </file>
 
 <file path=word/footnotes.xml><?xml version="1.0" encoding="utf-8"?>
-<w:footnotes xmlns:wpc="http://schemas.microsoft.com/office/word/2010/wordprocessingCanvas" xmlns:cx="http://schemas.microsoft.com/office/drawing/2014/chartex" xmlns:cx1="http://schemas.microsoft.com/office/drawing/2015/9/8/chartex" xmlns:cx2="http://schemas.microsoft.com/office/drawing/2015/10/21/chartex" xmlns:cx3="http://schemas.microsoft.com/office/drawing/2016/5/9/chartex" xmlns:cx4="http://schemas.microsoft.com/office/drawing/2016/5/10/chartex" xmlns:cx5="http://schemas.microsoft.com/office/drawing/2016/5/11/chartex" xmlns:cx6="http://schemas.microsoft.com/office/drawing/2016/5/12/chartex" xmlns:cx7="http://schemas.microsoft.com/office/drawing/2016/5/13/chartex" xmlns:cx8="http://schemas.microsoft.com/office/drawing/2016/5/14/chartex" xmlns:mc="http://schemas.openxmlformats.org/markup-compatibility/2006" xmlns:aink="http://schemas.microsoft.com/office/drawing/2016/ink" xmlns:am3d="http://schemas.microsoft.com/office/drawing/2017/model3d" xmlns:o="urn:schemas-microsoft-com:office:office" xmlns:r="http://schemas.openxmlformats.org/officeDocument/2006/relationships" xmlns:m="http://schemas.openxmlformats.org/officeDocument/2006/math" xmlns:v="urn:schemas-microsoft-com:vml" xmlns:wp14="http://schemas.microsoft.com/office/word/2010/wordprocessingDrawing" xmlns:wp="http://schemas.openxmlformats.org/drawingml/2006/wordprocessingDrawing" xmlns:w10="urn:schemas-microsoft-com:office:word" xmlns:w="http://schemas.openxmlformats.org/wordprocessingml/2006/main" xmlns:w14="http://schemas.microsoft.com/office/word/2010/wordml" xmlns:w15="http://schemas.microsoft.com/office/word/2012/wordml" xmlns:w16cex="http://schemas.microsoft.com/office/word/2018/wordml/cex" xmlns:w16cid="http://schemas.microsoft.com/office/word/2016/wordml/cid" xmlns:w16="http://schemas.microsoft.com/office/word/2018/wordml" xmlns:w16sdtdh="http://schemas.microsoft.com/office/word/2020/wordml/sdtdatahash" xmlns:w16se="http://schemas.microsoft.com/office/word/2015/wordml/symex" xmlns:wpg="http://schemas.microsoft.com/office/word/2010/wordprocessingGroup" xmlns:wpi="http://schemas.microsoft.com/office/word/2010/wordprocessingInk" xmlns:wne="http://schemas.microsoft.com/office/word/2006/wordml" xmlns:wps="http://schemas.microsoft.com/office/word/2010/wordprocessingShape" mc:Ignorable="w14 w15 w16se w16cid w16 w16cex w16sdtdh wp14">
+<w:footnotes xmlns:wpc="http://schemas.microsoft.com/office/word/2010/wordprocessingCanvas" xmlns:cx="http://schemas.microsoft.com/office/drawing/2014/chartex" xmlns:cx1="http://schemas.microsoft.com/office/drawing/2015/9/8/chartex" xmlns:cx2="http://schemas.microsoft.com/office/drawing/2015/10/21/chartex" xmlns:cx3="http://schemas.microsoft.com/office/drawing/2016/5/9/chartex" xmlns:cx4="http://schemas.microsoft.com/office/drawing/2016/5/10/chartex" xmlns:cx5="http://schemas.microsoft.com/office/drawing/2016/5/11/chartex" xmlns:cx6="http://schemas.microsoft.com/office/drawing/2016/5/12/chartex" xmlns:cx7="http://schemas.microsoft.com/office/drawing/2016/5/13/chartex" xmlns:cx8="http://schemas.microsoft.com/office/drawing/2016/5/14/chartex" xmlns:mc="http://schemas.openxmlformats.org/markup-compatibility/2006" xmlns:aink="http://schemas.microsoft.com/office/drawing/2016/ink" xmlns:am3d="http://schemas.microsoft.com/office/drawing/2017/model3d" xmlns:o="urn:schemas-microsoft-com:office:office" xmlns:oel="http://schemas.microsoft.com/office/2019/extlst" xmlns:r="http://schemas.openxmlformats.org/officeDocument/2006/relationships" xmlns:m="http://schemas.openxmlformats.org/officeDocument/2006/math" xmlns:v="urn:schemas-microsoft-com:vml" xmlns:wp14="http://schemas.microsoft.com/office/word/2010/wordprocessingDrawing" xmlns:wp="http://schemas.openxmlformats.org/drawingml/2006/wordprocessingDrawing" xmlns:w10="urn:schemas-microsoft-com:office:word" xmlns:w="http://schemas.openxmlformats.org/wordprocessingml/2006/main" xmlns:w14="http://schemas.microsoft.com/office/word/2010/wordml" xmlns:w15="http://schemas.microsoft.com/office/word/2012/wordml" xmlns:w16cex="http://schemas.microsoft.com/office/word/2018/wordml/cex" xmlns:w16cid="http://schemas.microsoft.com/office/word/2016/wordml/cid" xmlns:w16="http://schemas.microsoft.com/office/word/2018/wordml" xmlns:w16du="http://schemas.microsoft.com/office/word/2023/wordml/word16du" xmlns:w16sdtdh="http://schemas.microsoft.com/office/word/2020/wordml/sdtdatahash" xmlns:w16sdtfl="http://schemas.microsoft.com/office/word/2024/wordml/sdtformatlock" xmlns:w16se="http://schemas.microsoft.com/office/word/2015/wordml/symex" xmlns:wpg="http://schemas.microsoft.com/office/word/2010/wordprocessingGroup" xmlns:wpi="http://schemas.microsoft.com/office/word/2010/wordprocessingInk" xmlns:wne="http://schemas.microsoft.com/office/word/2006/wordml" xmlns:wps="http://schemas.microsoft.com/office/word/2010/wordprocessingShape" mc:Ignorable="w14 w15 w16se w16cid w16 w16cex w16sdtdh w16sdtfl w16du wp14">
   <w:footnote w:type="separator" w:id="-1">
     <w:p>
       <w:r>
@@ -2094,7 +2094,7 @@
 </file>
 
 <file path=word/numbering.xml><?xml version="1.0" encoding="utf-8"?>
-<w:numbering xmlns:wpc="http://schemas.microsoft.com/office/word/2010/wordprocessingCanvas" xmlns:cx="http://schemas.microsoft.com/office/drawing/2014/chartex" xmlns:cx1="http://schemas.microsoft.com/office/drawing/2015/9/8/chartex" xmlns:cx2="http://schemas.microsoft.com/office/drawing/2015/10/21/chartex" xmlns:cx3="http://schemas.microsoft.com/office/drawing/2016/5/9/chartex" xmlns:cx4="http://schemas.microsoft.com/office/drawing/2016/5/10/chartex" xmlns:cx5="http://schemas.microsoft.com/office/drawing/2016/5/11/chartex" xmlns:cx6="http://schemas.microsoft.com/office/drawing/2016/5/12/chartex" xmlns:cx7="http://schemas.microsoft.com/office/drawing/2016/5/13/chartex" xmlns:cx8="http://schemas.microsoft.com/office/drawing/2016/5/14/chartex" xmlns:mc="http://schemas.openxmlformats.org/markup-compatibility/2006" xmlns:aink="http://schemas.microsoft.com/office/drawing/2016/ink" xmlns:am3d="http://schemas.microsoft.com/office/drawing/2017/model3d" xmlns:o="urn:schemas-microsoft-com:office:office" xmlns:r="http://schemas.openxmlformats.org/officeDocument/2006/relationships" xmlns:m="http://schemas.openxmlformats.org/officeDocument/2006/math" xmlns:v="urn:schemas-microsoft-com:vml" xmlns:wp14="http://schemas.microsoft.com/office/word/2010/wordprocessingDrawing" xmlns:wp="http://schemas.openxmlformats.org/drawingml/2006/wordprocessingDrawing" xmlns:w10="urn:schemas-microsoft-com:office:word" xmlns:w="http://schemas.openxmlformats.org/wordprocessingml/2006/main" xmlns:w14="http://schemas.microsoft.com/office/word/2010/wordml" xmlns:w15="http://schemas.microsoft.com/office/word/2012/wordml" xmlns:w16cex="http://schemas.microsoft.com/office/word/2018/wordml/cex" xmlns:w16cid="http://schemas.microsoft.com/office/word/2016/wordml/cid" xmlns:w16="http://schemas.microsoft.com/office/word/2018/wordml" xmlns:w16sdtdh="http://schemas.microsoft.com/office/word/2020/wordml/sdtdatahash" xmlns:w16se="http://schemas.microsoft.com/office/word/2015/wordml/symex" xmlns:wpg="http://schemas.microsoft.com/office/word/2010/wordprocessingGroup" xmlns:wpi="http://schemas.microsoft.com/office/word/2010/wordprocessingInk" xmlns:wne="http://schemas.microsoft.com/office/word/2006/wordml" xmlns:wps="http://schemas.microsoft.com/office/word/2010/wordprocessingShape" mc:Ignorable="w14 w15 w16se w16cid w16 w16cex w16sdtdh wp14">
+<w:numbering xmlns:wpc="http://schemas.microsoft.com/office/word/2010/wordprocessingCanvas" xmlns:cx="http://schemas.microsoft.com/office/drawing/2014/chartex" xmlns:cx1="http://schemas.microsoft.com/office/drawing/2015/9/8/chartex" xmlns:cx2="http://schemas.microsoft.com/office/drawing/2015/10/21/chartex" xmlns:cx3="http://schemas.microsoft.com/office/drawing/2016/5/9/chartex" xmlns:cx4="http://schemas.microsoft.com/office/drawing/2016/5/10/chartex" xmlns:cx5="http://schemas.microsoft.com/office/drawing/2016/5/11/chartex" xmlns:cx6="http://schemas.microsoft.com/office/drawing/2016/5/12/chartex" xmlns:cx7="http://schemas.microsoft.com/office/drawing/2016/5/13/chartex" xmlns:cx8="http://schemas.microsoft.com/office/drawing/2016/5/14/chartex" xmlns:mc="http://schemas.openxmlformats.org/markup-compatibility/2006" xmlns:aink="http://schemas.microsoft.com/office/drawing/2016/ink" xmlns:am3d="http://schemas.microsoft.com/office/drawing/2017/model3d" xmlns:o="urn:schemas-microsoft-com:office:office" xmlns:oel="http://schemas.microsoft.com/office/2019/extlst" xmlns:r="http://schemas.openxmlformats.org/officeDocument/2006/relationships" xmlns:m="http://schemas.openxmlformats.org/officeDocument/2006/math" xmlns:v="urn:schemas-microsoft-com:vml" xmlns:wp14="http://schemas.microsoft.com/office/word/2010/wordprocessingDrawing" xmlns:wp="http://schemas.openxmlformats.org/drawingml/2006/wordprocessingDrawing" xmlns:w10="urn:schemas-microsoft-com:office:word" xmlns:w="http://schemas.openxmlformats.org/wordprocessingml/2006/main" xmlns:w14="http://schemas.microsoft.com/office/word/2010/wordml" xmlns:w15="http://schemas.microsoft.com/office/word/2012/wordml" xmlns:w16cex="http://schemas.microsoft.com/office/word/2018/wordml/cex" xmlns:w16cid="http://schemas.microsoft.com/office/word/2016/wordml/cid" xmlns:w16="http://schemas.microsoft.com/office/word/2018/wordml" xmlns:w16du="http://schemas.microsoft.com/office/word/2023/wordml/word16du" xmlns:w16sdtdh="http://schemas.microsoft.com/office/word/2020/wordml/sdtdatahash" xmlns:w16sdtfl="http://schemas.microsoft.com/office/word/2024/wordml/sdtformatlock" xmlns:w16se="http://schemas.microsoft.com/office/word/2015/wordml/symex" xmlns:wpg="http://schemas.microsoft.com/office/word/2010/wordprocessingGroup" xmlns:wpi="http://schemas.microsoft.com/office/word/2010/wordprocessingInk" xmlns:wne="http://schemas.microsoft.com/office/word/2006/wordml" xmlns:wps="http://schemas.microsoft.com/office/word/2010/wordprocessingShape" mc:Ignorable="w14 w15 w16se w16cid w16 w16cex w16sdtdh w16sdtfl w16du wp14">
   <w:abstractNum w:abstractNumId="0" w15:restartNumberingAfterBreak="0">
     <w:nsid w:val="00BF3B8F"/>
     <w:multiLevelType w:val="hybridMultilevel"/>
@@ -4743,77 +4743,77 @@
       </w:rPr>
     </w:lvl>
   </w:abstractNum>
-  <w:num w:numId="1">
+  <w:num w:numId="1" w16cid:durableId="1971008547">
     <w:abstractNumId w:val="2"/>
   </w:num>
-  <w:num w:numId="2">
+  <w:num w:numId="2" w16cid:durableId="2104064815">
     <w:abstractNumId w:val="17"/>
   </w:num>
-  <w:num w:numId="3">
+  <w:num w:numId="3" w16cid:durableId="1714696266">
     <w:abstractNumId w:val="4"/>
   </w:num>
-  <w:num w:numId="4">
+  <w:num w:numId="4" w16cid:durableId="217399525">
     <w:abstractNumId w:val="3"/>
   </w:num>
-  <w:num w:numId="5">
+  <w:num w:numId="5" w16cid:durableId="1856188703">
     <w:abstractNumId w:val="6"/>
   </w:num>
-  <w:num w:numId="6">
+  <w:num w:numId="6" w16cid:durableId="1227716890">
     <w:abstractNumId w:val="9"/>
   </w:num>
-  <w:num w:numId="7">
+  <w:num w:numId="7" w16cid:durableId="1949267159">
     <w:abstractNumId w:val="21"/>
   </w:num>
-  <w:num w:numId="8">
+  <w:num w:numId="8" w16cid:durableId="2012565136">
     <w:abstractNumId w:val="5"/>
   </w:num>
-  <w:num w:numId="9">
+  <w:num w:numId="9" w16cid:durableId="658264748">
     <w:abstractNumId w:val="12"/>
   </w:num>
-  <w:num w:numId="10">
+  <w:num w:numId="10" w16cid:durableId="699473432">
     <w:abstractNumId w:val="16"/>
   </w:num>
-  <w:num w:numId="11">
+  <w:num w:numId="11" w16cid:durableId="1063212218">
     <w:abstractNumId w:val="11"/>
   </w:num>
-  <w:num w:numId="12">
+  <w:num w:numId="12" w16cid:durableId="264650739">
     <w:abstractNumId w:val="8"/>
   </w:num>
-  <w:num w:numId="13">
+  <w:num w:numId="13" w16cid:durableId="345443406">
     <w:abstractNumId w:val="14"/>
   </w:num>
-  <w:num w:numId="14">
+  <w:num w:numId="14" w16cid:durableId="566307188">
     <w:abstractNumId w:val="18"/>
   </w:num>
-  <w:num w:numId="15">
+  <w:num w:numId="15" w16cid:durableId="2073115323">
     <w:abstractNumId w:val="20"/>
   </w:num>
-  <w:num w:numId="16">
+  <w:num w:numId="16" w16cid:durableId="2014991785">
     <w:abstractNumId w:val="13"/>
   </w:num>
-  <w:num w:numId="17">
+  <w:num w:numId="17" w16cid:durableId="588001434">
     <w:abstractNumId w:val="15"/>
   </w:num>
-  <w:num w:numId="18">
+  <w:num w:numId="18" w16cid:durableId="1997226400">
     <w:abstractNumId w:val="7"/>
   </w:num>
-  <w:num w:numId="19">
+  <w:num w:numId="19" w16cid:durableId="1849252956">
     <w:abstractNumId w:val="19"/>
   </w:num>
-  <w:num w:numId="20">
+  <w:num w:numId="20" w16cid:durableId="1255898075">
     <w:abstractNumId w:val="0"/>
   </w:num>
-  <w:num w:numId="21">
+  <w:num w:numId="21" w16cid:durableId="1772241559">
     <w:abstractNumId w:val="10"/>
   </w:num>
-  <w:num w:numId="22">
+  <w:num w:numId="22" w16cid:durableId="824855899">
     <w:abstractNumId w:val="1"/>
   </w:num>
 </w:numbering>
 </file>
 
 <file path=word/styles.xml><?xml version="1.0" encoding="utf-8"?>
-<w:styles xmlns:mc="http://schemas.openxmlformats.org/markup-compatibility/2006" xmlns:r="http://schemas.openxmlformats.org/officeDocument/2006/relationships" xmlns:w="http://schemas.openxmlformats.org/wordprocessingml/2006/main" xmlns:w14="http://schemas.microsoft.com/office/word/2010/wordml" xmlns:w15="http://schemas.microsoft.com/office/word/2012/wordml" xmlns:w16cex="http://schemas.microsoft.com/office/word/2018/wordml/cex" xmlns:w16cid="http://schemas.microsoft.com/office/word/2016/wordml/cid" xmlns:w16="http://schemas.microsoft.com/office/word/2018/wordml" xmlns:w16sdtdh="http://schemas.microsoft.com/office/word/2020/wordml/sdtdatahash" xmlns:w16se="http://schemas.microsoft.com/office/word/2015/wordml/symex" mc:Ignorable="w14 w15 w16se w16cid w16 w16cex w16sdtdh">
+<w:styles xmlns:mc="http://schemas.openxmlformats.org/markup-compatibility/2006" xmlns:r="http://schemas.openxmlformats.org/officeDocument/2006/relationships" xmlns:w="http://schemas.openxmlformats.org/wordprocessingml/2006/main" xmlns:w14="http://schemas.microsoft.com/office/word/2010/wordml" xmlns:w15="http://schemas.microsoft.com/office/word/2012/wordml" xmlns:w16cex="http://schemas.microsoft.com/office/word/2018/wordml/cex" xmlns:w16cid="http://schemas.microsoft.com/office/word/2016/wordml/cid" xmlns:w16="http://schemas.microsoft.com/office/word/2018/wordml" xmlns:w16du="http://schemas.microsoft.com/office/word/2023/wordml/word16du" xmlns:w16sdtdh="http://schemas.microsoft.com/office/word/2020/wordml/sdtdatahash" xmlns:w16sdtfl="http://schemas.microsoft.com/office/word/2024/wordml/sdtformatlock" xmlns:w16se="http://schemas.microsoft.com/office/word/2015/wordml/symex" mc:Ignorable="w14 w15 w16se w16cid w16 w16cex w16sdtdh w16sdtfl w16du">
   <w:docDefaults>
     <w:rPrDefault>
       <w:rPr>

--- a/AccessDBs/Архипов/Работа 8 в23/Отчёт.docx
+++ b/AccessDBs/Архипов/Работа 8 в23/Отчёт.docx
@@ -1624,7 +1624,15 @@
           <w:sz w:val="28"/>
           <w:szCs w:val="28"/>
         </w:rPr>
-        <w:t xml:space="preserve">Создать форму для ввода информации о фирме </w:t>
+        <w:t>Создать форму для ввода информации о</w:t>
+      </w:r>
+      <w:r>
+        <w:rPr>
+          <w:rFonts w:ascii="Times New Roman" w:hAnsi="Times New Roman" w:cs="Times New Roman"/>
+          <w:sz w:val="28"/>
+          <w:szCs w:val="28"/>
+        </w:rPr>
+        <w:t>б изготовителе.</w:t>
       </w:r>
     </w:p>
     <w:p>
@@ -1669,7 +1677,7 @@
           <w:sz w:val="28"/>
           <w:szCs w:val="28"/>
         </w:rPr>
-        <w:t>Отчёт о прикладных областях с наибольшей номенклатурой программных продуктов (по данным базы).</w:t>
+        <w:t>Отчёт о прикладных областях с наибольшей номенклатурой программных продуктов (на основе ранее созданного запроса).</w:t>
       </w:r>
     </w:p>
     <w:p>
@@ -1692,7 +1700,7 @@
           <w:sz w:val="28"/>
           <w:szCs w:val="28"/>
         </w:rPr>
-        <w:t>Отчёт о прикладных областях с наибольшей номенклатурой программных продуктов (на основе ранее созданного запроса).</w:t>
+        <w:t>Отчёт о затратах покупателя «Белый ветер» на приобретение/модификацию ПО в 2024 году (по данным базы).</w:t>
       </w:r>
     </w:p>
     <w:p>
@@ -1715,77 +1723,7 @@
           <w:sz w:val="28"/>
           <w:szCs w:val="28"/>
         </w:rPr>
-        <w:t>Отчёт о затратах покупателя «Белый ветер» на приобретение/модификацию ПО в 2024 году (по данным базы).</w:t>
-      </w:r>
-    </w:p>
-    <w:p>
-      <w:pPr>
-        <w:pStyle w:val="a7"/>
-        <w:numPr>
-          <w:ilvl w:val="0"/>
-          <w:numId w:val="21"/>
-        </w:numPr>
-        <w:contextualSpacing w:val="0"/>
-        <w:rPr>
-          <w:rFonts w:ascii="Times New Roman" w:hAnsi="Times New Roman" w:cs="Times New Roman"/>
-          <w:sz w:val="28"/>
-          <w:szCs w:val="28"/>
-        </w:rPr>
-      </w:pPr>
-      <w:r>
-        <w:rPr>
-          <w:rFonts w:ascii="Times New Roman" w:hAnsi="Times New Roman" w:cs="Times New Roman"/>
-          <w:sz w:val="28"/>
-          <w:szCs w:val="28"/>
-        </w:rPr>
-        <w:lastRenderedPageBreak/>
-        <w:t>Отчёт о затратах покупателя «Белый ветер» на приобретение/модификацию ПО в 2024 году (на основе ранее созданного запроса).</w:t>
-      </w:r>
-    </w:p>
-    <w:p>
-      <w:pPr>
-        <w:pStyle w:val="a7"/>
-        <w:numPr>
-          <w:ilvl w:val="0"/>
-          <w:numId w:val="21"/>
-        </w:numPr>
-        <w:contextualSpacing w:val="0"/>
-        <w:rPr>
-          <w:rFonts w:ascii="Times New Roman" w:hAnsi="Times New Roman" w:cs="Times New Roman"/>
-          <w:sz w:val="28"/>
-          <w:szCs w:val="28"/>
-        </w:rPr>
-      </w:pPr>
-      <w:r>
-        <w:rPr>
-          <w:rFonts w:ascii="Times New Roman" w:hAnsi="Times New Roman" w:cs="Times New Roman"/>
-          <w:sz w:val="28"/>
-          <w:szCs w:val="28"/>
-        </w:rPr>
         <w:t>Отчёт о фирмах-изготовителях программных продуктов (по данным базы).</w:t>
-      </w:r>
-    </w:p>
-    <w:p>
-      <w:pPr>
-        <w:pStyle w:val="a7"/>
-        <w:numPr>
-          <w:ilvl w:val="0"/>
-          <w:numId w:val="21"/>
-        </w:numPr>
-        <w:contextualSpacing w:val="0"/>
-        <w:rPr>
-          <w:rFonts w:ascii="Times New Roman" w:hAnsi="Times New Roman" w:cs="Times New Roman"/>
-          <w:sz w:val="28"/>
-          <w:szCs w:val="28"/>
-        </w:rPr>
-      </w:pPr>
-      <w:r>
-        <w:rPr>
-          <w:rFonts w:ascii="Times New Roman" w:hAnsi="Times New Roman" w:cs="Times New Roman"/>
-          <w:sz w:val="28"/>
-          <w:szCs w:val="28"/>
-        </w:rPr>
-        <w:t>Отчёт о фирмах-изготовителях программных продуктов (на основе ранее созданного запроса).</w:t>
       </w:r>
     </w:p>
     <w:p>
@@ -1807,6 +1745,7 @@
           <w:sz w:val="32"/>
           <w:szCs w:val="32"/>
         </w:rPr>
+        <w:lastRenderedPageBreak/>
         <w:t>Кнопочная форма</w:t>
       </w:r>
     </w:p>

--- a/AccessDBs/Архипов/Работа 8 в23/Отчёт.docx
+++ b/AccessDBs/Архипов/Работа 8 в23/Отчёт.docx
@@ -23,6 +23,28 @@
           <w:szCs w:val="40"/>
         </w:rPr>
         <w:t>Построение ER-диаграммы с использованием графического редактора</w:t>
+      </w:r>
+    </w:p>
+    <w:p>
+      <w:pPr>
+        <w:jc w:val="center"/>
+        <w:rPr>
+          <w:rFonts w:ascii="Times New Roman" w:hAnsi="Times New Roman" w:cs="Times New Roman"/>
+          <w:b/>
+          <w:bCs/>
+          <w:sz w:val="40"/>
+          <w:szCs w:val="40"/>
+        </w:rPr>
+      </w:pPr>
+      <w:r>
+        <w:rPr>
+          <w:rFonts w:ascii="Times New Roman" w:hAnsi="Times New Roman" w:cs="Times New Roman"/>
+          <w:b/>
+          <w:bCs/>
+          <w:sz w:val="40"/>
+          <w:szCs w:val="40"/>
+        </w:rPr>
+        <w:t>Архипов Павел Исс 24-1</w:t>
       </w:r>
     </w:p>
     <w:p>
@@ -633,7 +655,39 @@
           <w:sz w:val="28"/>
           <w:szCs w:val="28"/>
         </w:rPr>
-        <w:t xml:space="preserve"> идентификатор продукта, наименование продукта, версия, тип продукта, фирма (внешний ключ), дата выпуска, прикладная область (внешний ключ), стоимость лицензии.</w:t>
+        <w:t xml:space="preserve"> идентификатор продукта, наименование продукта, версия, тип продукта, фирма</w:t>
+      </w:r>
+      <w:r>
+        <w:rPr>
+          <w:rFonts w:ascii="Times New Roman" w:hAnsi="Times New Roman" w:cs="Times New Roman"/>
+          <w:sz w:val="28"/>
+          <w:szCs w:val="28"/>
+        </w:rPr>
+        <w:t>-изготовитель</w:t>
+      </w:r>
+      <w:r>
+        <w:rPr>
+          <w:rFonts w:ascii="Times New Roman" w:hAnsi="Times New Roman" w:cs="Times New Roman"/>
+          <w:sz w:val="28"/>
+          <w:szCs w:val="28"/>
+        </w:rPr>
+        <w:t>, дата выпуска, прикладная область</w:t>
+      </w:r>
+      <w:r>
+        <w:rPr>
+          <w:rFonts w:ascii="Times New Roman" w:hAnsi="Times New Roman" w:cs="Times New Roman"/>
+          <w:sz w:val="28"/>
+          <w:szCs w:val="28"/>
+        </w:rPr>
+        <w:t xml:space="preserve">, </w:t>
+      </w:r>
+      <w:r>
+        <w:rPr>
+          <w:rFonts w:ascii="Times New Roman" w:hAnsi="Times New Roman" w:cs="Times New Roman"/>
+          <w:sz w:val="28"/>
+          <w:szCs w:val="28"/>
+        </w:rPr>
+        <w:t>стоимость лицензии.</w:t>
       </w:r>
     </w:p>
     <w:p>
@@ -777,7 +831,23 @@
           <w:sz w:val="28"/>
           <w:szCs w:val="28"/>
         </w:rPr>
-        <w:t xml:space="preserve"> идентификатор инсталляции, версия продукта, дата инсталляции, дата деинстал</w:t>
+        <w:t xml:space="preserve"> идентификатор инсталляции, </w:t>
+      </w:r>
+      <w:r>
+        <w:rPr>
+          <w:rFonts w:ascii="Times New Roman" w:hAnsi="Times New Roman" w:cs="Times New Roman"/>
+          <w:sz w:val="28"/>
+          <w:szCs w:val="28"/>
+        </w:rPr>
+        <w:t>продукт</w:t>
+      </w:r>
+      <w:r>
+        <w:rPr>
+          <w:rFonts w:ascii="Times New Roman" w:hAnsi="Times New Roman" w:cs="Times New Roman"/>
+          <w:sz w:val="28"/>
+          <w:szCs w:val="28"/>
+        </w:rPr>
+        <w:t>, дата инсталляции, дата деинстал</w:t>
       </w:r>
       <w:r>
         <w:rPr>
@@ -793,7 +863,23 @@
           <w:sz w:val="28"/>
           <w:szCs w:val="28"/>
         </w:rPr>
-        <w:t>яции, идентификатор пользователя (внешний ключ), количество лицензий, статус, стоимость инсталляции.</w:t>
+        <w:t xml:space="preserve">яции, </w:t>
+      </w:r>
+      <w:r>
+        <w:rPr>
+          <w:rFonts w:ascii="Times New Roman" w:hAnsi="Times New Roman" w:cs="Times New Roman"/>
+          <w:sz w:val="28"/>
+          <w:szCs w:val="28"/>
+        </w:rPr>
+        <w:t xml:space="preserve">пользователь, </w:t>
+      </w:r>
+      <w:r>
+        <w:rPr>
+          <w:rFonts w:ascii="Times New Roman" w:hAnsi="Times New Roman" w:cs="Times New Roman"/>
+          <w:sz w:val="28"/>
+          <w:szCs w:val="28"/>
+        </w:rPr>
+        <w:t>количество лицензий, статус, стоимость инсталляции.</w:t>
       </w:r>
     </w:p>
     <w:p>
@@ -866,7 +952,39 @@
           <w:sz w:val="28"/>
           <w:szCs w:val="28"/>
         </w:rPr>
-        <w:t xml:space="preserve"> идентификатор продукта (внешний ключ), идентификатор лицензии (внешний ключ), стоимость лицензии.</w:t>
+        <w:t xml:space="preserve"> </w:t>
+      </w:r>
+      <w:r>
+        <w:rPr>
+          <w:rFonts w:ascii="Times New Roman" w:hAnsi="Times New Roman" w:cs="Times New Roman"/>
+          <w:sz w:val="28"/>
+          <w:szCs w:val="28"/>
+        </w:rPr>
+        <w:t>П</w:t>
+      </w:r>
+      <w:r>
+        <w:rPr>
+          <w:rFonts w:ascii="Times New Roman" w:hAnsi="Times New Roman" w:cs="Times New Roman"/>
+          <w:sz w:val="28"/>
+          <w:szCs w:val="28"/>
+        </w:rPr>
+        <w:t xml:space="preserve">родукт, </w:t>
+      </w:r>
+      <w:r>
+        <w:rPr>
+          <w:rFonts w:ascii="Times New Roman" w:hAnsi="Times New Roman" w:cs="Times New Roman"/>
+          <w:sz w:val="28"/>
+          <w:szCs w:val="28"/>
+        </w:rPr>
+        <w:t>лицензия</w:t>
+      </w:r>
+      <w:r>
+        <w:rPr>
+          <w:rFonts w:ascii="Times New Roman" w:hAnsi="Times New Roman" w:cs="Times New Roman"/>
+          <w:sz w:val="28"/>
+          <w:szCs w:val="28"/>
+        </w:rPr>
+        <w:t>, стоимость лицензии.</w:t>
       </w:r>
     </w:p>
     <w:p>
@@ -938,7 +1056,23 @@
           <w:sz w:val="28"/>
           <w:szCs w:val="28"/>
         </w:rPr>
-        <w:t xml:space="preserve"> идентификатор продукта (внешний ключ), версия продукта, идентификатор платформы (внешний ключ), совместимость.</w:t>
+        <w:t xml:space="preserve"> продукт, </w:t>
+      </w:r>
+      <w:r>
+        <w:rPr>
+          <w:rFonts w:ascii="Times New Roman" w:hAnsi="Times New Roman" w:cs="Times New Roman"/>
+          <w:sz w:val="28"/>
+          <w:szCs w:val="28"/>
+        </w:rPr>
+        <w:t xml:space="preserve">платформа, </w:t>
+      </w:r>
+      <w:r>
+        <w:rPr>
+          <w:rFonts w:ascii="Times New Roman" w:hAnsi="Times New Roman" w:cs="Times New Roman"/>
+          <w:sz w:val="28"/>
+          <w:szCs w:val="28"/>
+        </w:rPr>
+        <w:t>совместимость.</w:t>
       </w:r>
     </w:p>
     <w:p>
@@ -1662,22 +1796,32 @@
         <w:pStyle w:val="a7"/>
         <w:numPr>
           <w:ilvl w:val="0"/>
-          <w:numId w:val="21"/>
+          <w:numId w:val="23"/>
         </w:numPr>
-        <w:contextualSpacing w:val="0"/>
-        <w:rPr>
-          <w:rFonts w:ascii="Times New Roman" w:hAnsi="Times New Roman" w:cs="Times New Roman"/>
-          <w:sz w:val="28"/>
-          <w:szCs w:val="28"/>
-        </w:rPr>
-      </w:pPr>
-      <w:r>
-        <w:rPr>
-          <w:rFonts w:ascii="Times New Roman" w:hAnsi="Times New Roman" w:cs="Times New Roman"/>
-          <w:sz w:val="28"/>
-          <w:szCs w:val="28"/>
-        </w:rPr>
-        <w:t>Отчёт о прикладных областях с наибольшей номенклатурой программных продуктов (на основе ранее созданного запроса).</w:t>
+        <w:spacing w:before="360" w:after="240" w:line="240" w:lineRule="auto"/>
+        <w:rPr>
+          <w:rFonts w:ascii="Times New Roman" w:hAnsi="Times New Roman" w:cs="Times New Roman"/>
+          <w:b/>
+          <w:bCs/>
+          <w:sz w:val="28"/>
+          <w:szCs w:val="28"/>
+        </w:rPr>
+      </w:pPr>
+      <w:r>
+        <w:rPr>
+          <w:rFonts w:ascii="Times New Roman" w:hAnsi="Times New Roman" w:cs="Times New Roman"/>
+          <w:sz w:val="28"/>
+          <w:szCs w:val="28"/>
+        </w:rPr>
+        <w:t>Создать от</w:t>
+      </w:r>
+      <w:r>
+        <w:rPr>
+          <w:rFonts w:ascii="Times New Roman" w:hAnsi="Times New Roman" w:cs="Times New Roman"/>
+          <w:sz w:val="28"/>
+          <w:szCs w:val="28"/>
+        </w:rPr>
+        <w:t>чёт об общей стоимости установленных продуктов по каждому пользователю</w:t>
       </w:r>
     </w:p>
     <w:p>
@@ -1685,45 +1829,24 @@
         <w:pStyle w:val="a7"/>
         <w:numPr>
           <w:ilvl w:val="0"/>
-          <w:numId w:val="21"/>
+          <w:numId w:val="23"/>
         </w:numPr>
-        <w:contextualSpacing w:val="0"/>
-        <w:rPr>
-          <w:rFonts w:ascii="Times New Roman" w:hAnsi="Times New Roman" w:cs="Times New Roman"/>
-          <w:sz w:val="28"/>
-          <w:szCs w:val="28"/>
-        </w:rPr>
-      </w:pPr>
-      <w:r>
-        <w:rPr>
-          <w:rFonts w:ascii="Times New Roman" w:hAnsi="Times New Roman" w:cs="Times New Roman"/>
-          <w:sz w:val="28"/>
-          <w:szCs w:val="28"/>
-        </w:rPr>
-        <w:t>Отчёт о затратах покупателя «Белый ветер» на приобретение/модификацию ПО в 2024 году (по данным базы).</w:t>
-      </w:r>
-    </w:p>
-    <w:p>
-      <w:pPr>
-        <w:pStyle w:val="a7"/>
-        <w:numPr>
-          <w:ilvl w:val="0"/>
-          <w:numId w:val="21"/>
-        </w:numPr>
-        <w:contextualSpacing w:val="0"/>
-        <w:rPr>
-          <w:rFonts w:ascii="Times New Roman" w:hAnsi="Times New Roman" w:cs="Times New Roman"/>
-          <w:sz w:val="28"/>
-          <w:szCs w:val="28"/>
-        </w:rPr>
-      </w:pPr>
-      <w:r>
-        <w:rPr>
-          <w:rFonts w:ascii="Times New Roman" w:hAnsi="Times New Roman" w:cs="Times New Roman"/>
-          <w:sz w:val="28"/>
-          <w:szCs w:val="28"/>
-        </w:rPr>
-        <w:t>Отчёт о фирмах-изготовителях программных продуктов (по данным базы).</w:t>
+        <w:spacing w:before="360" w:after="240" w:line="240" w:lineRule="auto"/>
+        <w:rPr>
+          <w:rFonts w:ascii="Times New Roman" w:hAnsi="Times New Roman" w:cs="Times New Roman"/>
+          <w:b/>
+          <w:bCs/>
+          <w:sz w:val="28"/>
+          <w:szCs w:val="28"/>
+        </w:rPr>
+      </w:pPr>
+      <w:r>
+        <w:rPr>
+          <w:rFonts w:ascii="Times New Roman" w:hAnsi="Times New Roman" w:cs="Times New Roman"/>
+          <w:sz w:val="28"/>
+          <w:szCs w:val="28"/>
+        </w:rPr>
+        <w:t>Создать список программных продуктов с производителем и прикладной областью.</w:t>
       </w:r>
     </w:p>
     <w:p>
@@ -1745,7 +1868,6 @@
           <w:sz w:val="32"/>
           <w:szCs w:val="32"/>
         </w:rPr>
-        <w:lastRenderedPageBreak/>
         <w:t>Кнопочная форма</w:t>
       </w:r>
     </w:p>
@@ -1792,6 +1914,7 @@
           <w:sz w:val="28"/>
           <w:szCs w:val="28"/>
         </w:rPr>
+        <w:lastRenderedPageBreak/>
         <w:t>Добавить кнопку выхода из базы данных.</w:t>
       </w:r>
     </w:p>
@@ -1823,24 +1946,24 @@
       <w:r>
         <w:rPr>
           <w:rFonts w:ascii="Times New Roman" w:hAnsi="Times New Roman" w:cs="Times New Roman"/>
+          <w:sz w:val="28"/>
+          <w:szCs w:val="28"/>
+        </w:rPr>
+        <w:lastRenderedPageBreak/>
+        <w:t>Концепт-диаграмма:</w:t>
+      </w:r>
+      <w:r>
+        <w:t xml:space="preserve"> </w:t>
+      </w:r>
+      <w:r>
+        <w:rPr>
           <w:noProof/>
-          <w:sz w:val="28"/>
-          <w:szCs w:val="28"/>
-        </w:rPr>
-        <w:lastRenderedPageBreak/>
+        </w:rPr>
         <w:drawing>
-          <wp:anchor distT="0" distB="0" distL="114300" distR="114300" simplePos="0" relativeHeight="251658240" behindDoc="0" locked="0" layoutInCell="1" allowOverlap="1" wp14:anchorId="0124C379" wp14:editId="1CD62615">
-            <wp:simplePos x="0" y="0"/>
-            <wp:positionH relativeFrom="page">
-              <wp:align>center</wp:align>
-            </wp:positionH>
-            <wp:positionV relativeFrom="paragraph">
-              <wp:posOffset>374443</wp:posOffset>
-            </wp:positionV>
-            <wp:extent cx="5932805" cy="3041015"/>
-            <wp:effectExtent l="0" t="0" r="0" b="6985"/>
-            <wp:wrapTopAndBottom/>
-            <wp:docPr id="1" name="Рисунок 1"/>
+          <wp:inline distT="0" distB="0" distL="0" distR="0" wp14:anchorId="1D56D40A" wp14:editId="57CCD250">
+            <wp:extent cx="5940425" cy="3051175"/>
+            <wp:effectExtent l="0" t="0" r="3175" b="0"/>
+            <wp:docPr id="1598174345" name="Рисунок 1"/>
             <wp:cNvGraphicFramePr>
               <a:graphicFrameLocks xmlns:a="http://schemas.openxmlformats.org/drawingml/2006/main" noChangeAspect="1"/>
             </wp:cNvGraphicFramePr>
@@ -1869,7 +1992,7 @@
                   <pic:spPr bwMode="auto">
                     <a:xfrm>
                       <a:off x="0" y="0"/>
-                      <a:ext cx="5932805" cy="3041015"/>
+                      <a:ext cx="5940425" cy="3051175"/>
                     </a:xfrm>
                     <a:prstGeom prst="rect">
                       <a:avLst/>
@@ -1882,46 +2005,38 @@
                 </pic:pic>
               </a:graphicData>
             </a:graphic>
-          </wp:anchor>
+          </wp:inline>
         </w:drawing>
       </w:r>
-      <w:r>
-        <w:rPr>
-          <w:rFonts w:ascii="Times New Roman" w:hAnsi="Times New Roman" w:cs="Times New Roman"/>
-          <w:sz w:val="28"/>
-          <w:szCs w:val="28"/>
-        </w:rPr>
-        <w:t>Концепт-диаграмма:</w:t>
-      </w:r>
-    </w:p>
-    <w:p>
-      <w:pPr>
-        <w:rPr>
-          <w:rFonts w:ascii="Times New Roman" w:hAnsi="Times New Roman" w:cs="Times New Roman"/>
-          <w:sz w:val="28"/>
-          <w:szCs w:val="28"/>
-        </w:rPr>
-      </w:pPr>
-      <w:r>
-        <w:rPr>
-          <w:rFonts w:ascii="Times New Roman" w:hAnsi="Times New Roman" w:cs="Times New Roman"/>
+    </w:p>
+    <w:p>
+      <w:pPr>
+        <w:rPr>
+          <w:rFonts w:ascii="Times New Roman" w:hAnsi="Times New Roman" w:cs="Times New Roman"/>
+          <w:sz w:val="28"/>
+          <w:szCs w:val="28"/>
+        </w:rPr>
+      </w:pPr>
+      <w:r>
+        <w:rPr>
+          <w:rFonts w:ascii="Times New Roman" w:hAnsi="Times New Roman" w:cs="Times New Roman"/>
+          <w:sz w:val="28"/>
+          <w:szCs w:val="28"/>
+        </w:rPr>
+        <w:t>Физ-диаграмма:</w:t>
+      </w:r>
+      <w:r>
+        <w:t xml:space="preserve"> </w:t>
+      </w:r>
+      <w:r>
+        <w:rPr>
           <w:noProof/>
-          <w:sz w:val="28"/>
-          <w:szCs w:val="28"/>
         </w:rPr>
         <w:drawing>
-          <wp:anchor distT="0" distB="0" distL="114300" distR="114300" simplePos="0" relativeHeight="251659264" behindDoc="0" locked="0" layoutInCell="1" allowOverlap="1" wp14:anchorId="5C0836D2" wp14:editId="2BED3E8E">
-            <wp:simplePos x="0" y="0"/>
-            <wp:positionH relativeFrom="page">
-              <wp:align>center</wp:align>
-            </wp:positionH>
-            <wp:positionV relativeFrom="paragraph">
-              <wp:posOffset>3389630</wp:posOffset>
-            </wp:positionV>
-            <wp:extent cx="5934075" cy="3409950"/>
-            <wp:effectExtent l="0" t="0" r="9525" b="0"/>
-            <wp:wrapTopAndBottom/>
-            <wp:docPr id="1913349985" name="Рисунок 1"/>
+          <wp:inline distT="0" distB="0" distL="0" distR="0" wp14:anchorId="2E22DC9D" wp14:editId="1E8D30FF">
+            <wp:extent cx="5940425" cy="3411855"/>
+            <wp:effectExtent l="0" t="0" r="3175" b="0"/>
+            <wp:docPr id="477908103" name="Рисунок 2"/>
             <wp:cNvGraphicFramePr>
               <a:graphicFrameLocks xmlns:a="http://schemas.openxmlformats.org/drawingml/2006/main" noChangeAspect="1"/>
             </wp:cNvGraphicFramePr>
@@ -1929,7 +2044,7 @@
               <a:graphicData uri="http://schemas.openxmlformats.org/drawingml/2006/picture">
                 <pic:pic xmlns:pic="http://schemas.openxmlformats.org/drawingml/2006/picture">
                   <pic:nvPicPr>
-                    <pic:cNvPr id="0" name="Picture 1"/>
+                    <pic:cNvPr id="0" name="Picture 3"/>
                     <pic:cNvPicPr>
                       <a:picLocks noChangeAspect="1" noChangeArrowheads="1"/>
                     </pic:cNvPicPr>
@@ -1950,7 +2065,7 @@
                   <pic:spPr bwMode="auto">
                     <a:xfrm>
                       <a:off x="0" y="0"/>
-                      <a:ext cx="5934075" cy="3409950"/>
+                      <a:ext cx="5940425" cy="3411855"/>
                     </a:xfrm>
                     <a:prstGeom prst="rect">
                       <a:avLst/>
@@ -1963,26 +2078,8 @@
                 </pic:pic>
               </a:graphicData>
             </a:graphic>
-          </wp:anchor>
+          </wp:inline>
         </w:drawing>
-      </w:r>
-      <w:proofErr w:type="spellStart"/>
-      <w:r>
-        <w:rPr>
-          <w:rFonts w:ascii="Times New Roman" w:hAnsi="Times New Roman" w:cs="Times New Roman"/>
-          <w:sz w:val="28"/>
-          <w:szCs w:val="28"/>
-        </w:rPr>
-        <w:t>Физ</w:t>
-      </w:r>
-      <w:proofErr w:type="spellEnd"/>
-      <w:r>
-        <w:rPr>
-          <w:rFonts w:ascii="Times New Roman" w:hAnsi="Times New Roman" w:cs="Times New Roman"/>
-          <w:sz w:val="28"/>
-          <w:szCs w:val="28"/>
-        </w:rPr>
-        <w:t>-диаграмма:</w:t>
       </w:r>
     </w:p>
     <w:sectPr>
@@ -3901,6 +3998,92 @@
     </w:lvl>
   </w:abstractNum>
   <w:abstractNum w:abstractNumId="15" w15:restartNumberingAfterBreak="0">
+    <w:nsid w:val="630801A3"/>
+    <w:multiLevelType w:val="hybridMultilevel"/>
+    <w:tmpl w:val="140C7DE8"/>
+    <w:lvl w:ilvl="0" w:tplc="0419000F">
+      <w:start w:val="1"/>
+      <w:numFmt w:val="decimal"/>
+      <w:lvlText w:val="%1."/>
+      <w:lvlJc w:val="left"/>
+      <w:pPr>
+        <w:ind w:left="720" w:hanging="360"/>
+      </w:pPr>
+    </w:lvl>
+    <w:lvl w:ilvl="1" w:tplc="04190019" w:tentative="1">
+      <w:start w:val="1"/>
+      <w:numFmt w:val="lowerLetter"/>
+      <w:lvlText w:val="%2."/>
+      <w:lvlJc w:val="left"/>
+      <w:pPr>
+        <w:ind w:left="1440" w:hanging="360"/>
+      </w:pPr>
+    </w:lvl>
+    <w:lvl w:ilvl="2" w:tplc="0419001B" w:tentative="1">
+      <w:start w:val="1"/>
+      <w:numFmt w:val="lowerRoman"/>
+      <w:lvlText w:val="%3."/>
+      <w:lvlJc w:val="right"/>
+      <w:pPr>
+        <w:ind w:left="2160" w:hanging="180"/>
+      </w:pPr>
+    </w:lvl>
+    <w:lvl w:ilvl="3" w:tplc="0419000F" w:tentative="1">
+      <w:start w:val="1"/>
+      <w:numFmt w:val="decimal"/>
+      <w:lvlText w:val="%4."/>
+      <w:lvlJc w:val="left"/>
+      <w:pPr>
+        <w:ind w:left="2880" w:hanging="360"/>
+      </w:pPr>
+    </w:lvl>
+    <w:lvl w:ilvl="4" w:tplc="04190019" w:tentative="1">
+      <w:start w:val="1"/>
+      <w:numFmt w:val="lowerLetter"/>
+      <w:lvlText w:val="%5."/>
+      <w:lvlJc w:val="left"/>
+      <w:pPr>
+        <w:ind w:left="3600" w:hanging="360"/>
+      </w:pPr>
+    </w:lvl>
+    <w:lvl w:ilvl="5" w:tplc="0419001B" w:tentative="1">
+      <w:start w:val="1"/>
+      <w:numFmt w:val="lowerRoman"/>
+      <w:lvlText w:val="%6."/>
+      <w:lvlJc w:val="right"/>
+      <w:pPr>
+        <w:ind w:left="4320" w:hanging="180"/>
+      </w:pPr>
+    </w:lvl>
+    <w:lvl w:ilvl="6" w:tplc="0419000F" w:tentative="1">
+      <w:start w:val="1"/>
+      <w:numFmt w:val="decimal"/>
+      <w:lvlText w:val="%7."/>
+      <w:lvlJc w:val="left"/>
+      <w:pPr>
+        <w:ind w:left="5040" w:hanging="360"/>
+      </w:pPr>
+    </w:lvl>
+    <w:lvl w:ilvl="7" w:tplc="04190019" w:tentative="1">
+      <w:start w:val="1"/>
+      <w:numFmt w:val="lowerLetter"/>
+      <w:lvlText w:val="%8."/>
+      <w:lvlJc w:val="left"/>
+      <w:pPr>
+        <w:ind w:left="5760" w:hanging="360"/>
+      </w:pPr>
+    </w:lvl>
+    <w:lvl w:ilvl="8" w:tplc="0419001B" w:tentative="1">
+      <w:start w:val="1"/>
+      <w:numFmt w:val="lowerRoman"/>
+      <w:lvlText w:val="%9."/>
+      <w:lvlJc w:val="right"/>
+      <w:pPr>
+        <w:ind w:left="6480" w:hanging="180"/>
+      </w:pPr>
+    </w:lvl>
+  </w:abstractNum>
+  <w:abstractNum w:abstractNumId="16" w15:restartNumberingAfterBreak="0">
     <w:nsid w:val="6DB761E0"/>
     <w:multiLevelType w:val="hybridMultilevel"/>
     <w:tmpl w:val="4A2E5B1A"/>
@@ -3986,7 +4169,7 @@
       </w:pPr>
     </w:lvl>
   </w:abstractNum>
-  <w:abstractNum w:abstractNumId="16" w15:restartNumberingAfterBreak="0">
+  <w:abstractNum w:abstractNumId="17" w15:restartNumberingAfterBreak="0">
     <w:nsid w:val="73501D6C"/>
     <w:multiLevelType w:val="multilevel"/>
     <w:tmpl w:val="F2AE8D72"/>
@@ -4135,7 +4318,7 @@
       </w:rPr>
     </w:lvl>
   </w:abstractNum>
-  <w:abstractNum w:abstractNumId="17" w15:restartNumberingAfterBreak="0">
+  <w:abstractNum w:abstractNumId="18" w15:restartNumberingAfterBreak="0">
     <w:nsid w:val="7A706EB4"/>
     <w:multiLevelType w:val="multilevel"/>
     <w:tmpl w:val="45BCBEB8"/>
@@ -4275,7 +4458,7 @@
       </w:rPr>
     </w:lvl>
   </w:abstractNum>
-  <w:abstractNum w:abstractNumId="18" w15:restartNumberingAfterBreak="0">
+  <w:abstractNum w:abstractNumId="19" w15:restartNumberingAfterBreak="0">
     <w:nsid w:val="7B6A6DB2"/>
     <w:multiLevelType w:val="hybridMultilevel"/>
     <w:tmpl w:val="4A40F750"/>
@@ -4361,7 +4544,7 @@
       </w:pPr>
     </w:lvl>
   </w:abstractNum>
-  <w:abstractNum w:abstractNumId="19" w15:restartNumberingAfterBreak="0">
+  <w:abstractNum w:abstractNumId="20" w15:restartNumberingAfterBreak="0">
     <w:nsid w:val="7C2979CE"/>
     <w:multiLevelType w:val="hybridMultilevel"/>
     <w:tmpl w:val="4A2E5B1A"/>
@@ -4447,7 +4630,7 @@
       </w:pPr>
     </w:lvl>
   </w:abstractNum>
-  <w:abstractNum w:abstractNumId="20" w15:restartNumberingAfterBreak="0">
+  <w:abstractNum w:abstractNumId="21" w15:restartNumberingAfterBreak="0">
     <w:nsid w:val="7E042455"/>
     <w:multiLevelType w:val="hybridMultilevel"/>
     <w:tmpl w:val="257EB1DA"/>
@@ -4533,7 +4716,7 @@
       </w:pPr>
     </w:lvl>
   </w:abstractNum>
-  <w:abstractNum w:abstractNumId="21" w15:restartNumberingAfterBreak="0">
+  <w:abstractNum w:abstractNumId="22" w15:restartNumberingAfterBreak="0">
     <w:nsid w:val="7F966975"/>
     <w:multiLevelType w:val="multilevel"/>
     <w:tmpl w:val="032ADC2C"/>
@@ -4686,7 +4869,7 @@
     <w:abstractNumId w:val="2"/>
   </w:num>
   <w:num w:numId="2" w16cid:durableId="2104064815">
-    <w:abstractNumId w:val="17"/>
+    <w:abstractNumId w:val="18"/>
   </w:num>
   <w:num w:numId="3" w16cid:durableId="1714696266">
     <w:abstractNumId w:val="4"/>
@@ -4701,7 +4884,7 @@
     <w:abstractNumId w:val="9"/>
   </w:num>
   <w:num w:numId="7" w16cid:durableId="1949267159">
-    <w:abstractNumId w:val="21"/>
+    <w:abstractNumId w:val="22"/>
   </w:num>
   <w:num w:numId="8" w16cid:durableId="2012565136">
     <w:abstractNumId w:val="5"/>
@@ -4710,7 +4893,7 @@
     <w:abstractNumId w:val="12"/>
   </w:num>
   <w:num w:numId="10" w16cid:durableId="699473432">
-    <w:abstractNumId w:val="16"/>
+    <w:abstractNumId w:val="17"/>
   </w:num>
   <w:num w:numId="11" w16cid:durableId="1063212218">
     <w:abstractNumId w:val="11"/>
@@ -4722,22 +4905,22 @@
     <w:abstractNumId w:val="14"/>
   </w:num>
   <w:num w:numId="14" w16cid:durableId="566307188">
-    <w:abstractNumId w:val="18"/>
+    <w:abstractNumId w:val="19"/>
   </w:num>
   <w:num w:numId="15" w16cid:durableId="2073115323">
-    <w:abstractNumId w:val="20"/>
+    <w:abstractNumId w:val="21"/>
   </w:num>
   <w:num w:numId="16" w16cid:durableId="2014991785">
     <w:abstractNumId w:val="13"/>
   </w:num>
   <w:num w:numId="17" w16cid:durableId="588001434">
-    <w:abstractNumId w:val="15"/>
+    <w:abstractNumId w:val="16"/>
   </w:num>
   <w:num w:numId="18" w16cid:durableId="1997226400">
     <w:abstractNumId w:val="7"/>
   </w:num>
   <w:num w:numId="19" w16cid:durableId="1849252956">
-    <w:abstractNumId w:val="19"/>
+    <w:abstractNumId w:val="20"/>
   </w:num>
   <w:num w:numId="20" w16cid:durableId="1255898075">
     <w:abstractNumId w:val="0"/>
@@ -4747,6 +4930,9 @@
   </w:num>
   <w:num w:numId="22" w16cid:durableId="824855899">
     <w:abstractNumId w:val="1"/>
+  </w:num>
+  <w:num w:numId="23" w16cid:durableId="1878005950">
+    <w:abstractNumId w:val="15"/>
   </w:num>
 </w:numbering>
 </file>
@@ -5331,7 +5517,6 @@
   <w:style w:type="character" w:default="1" w:styleId="a0">
     <w:name w:val="Default Paragraph Font"/>
     <w:uiPriority w:val="1"/>
-    <w:semiHidden/>
     <w:unhideWhenUsed/>
   </w:style>
   <w:style w:type="table" w:default="1" w:styleId="a1">
